--- a/week2/Analízis modell.docx
+++ b/week2/Analízis modell.docx
@@ -76,7 +76,15 @@
         <w:jc w:val="both"/>
       </w:pPr>
       <w:r>
-        <w:t>A takarító játékos által távirányított gépezet, amely a város útjait járja. Felelőssége a rászerelt tisztítófej segítségével a hó és a jég eltakarítása az utakról (egyszerre mindig csak egy sávon). A munkájáért pénzt termel a takarítónak, de ha elfogy az üzemanyaga (só vagy biokerozin), akkor hatástalanná válik.</w:t>
+        <w:t xml:space="preserve">A takarító játékos által távirányított gépezet, amely a város útjait járja. Felelőssége a rászerelt tisztítófej segítségével a hó és a jég eltakarítása az utakról (egyszerre mindig csak egy sávon). A munkájáért pénzt termel a takarítónak, de ha elfogy az üzemanyaga (só vagy </w:t>
+      </w:r>
+      <w:proofErr w:type="spellStart"/>
+      <w:r>
+        <w:t>biokerozin</w:t>
+      </w:r>
+      <w:proofErr w:type="spellEnd"/>
+      <w:r>
+        <w:t>), akkor hatástalanná válik.</w:t>
       </w:r>
     </w:p>
     <w:p>
@@ -101,7 +109,15 @@
         <w:jc w:val="both"/>
       </w:pPr>
       <w:r>
-        <w:t>A városban közlekedő tömegközlekedési jármű, amely utasok nélkül, kizárólag a két végállomása között ingázik. Ha jégre fut és megcsúszik, vagy egy másik balesetező járműbe rohan, egy időre mozgásképtelenné válik.</w:t>
+        <w:t xml:space="preserve">A városban közlekedő tömegközlekedési jármű, amely utasok nélkül, kizárólag a két végállomása között ingázik. Ha jégre fut és megcsúszik, vagy egy másik </w:t>
+      </w:r>
+      <w:proofErr w:type="spellStart"/>
+      <w:r>
+        <w:t>balesetező</w:t>
+      </w:r>
+      <w:proofErr w:type="spellEnd"/>
+      <w:r>
+        <w:t xml:space="preserve"> járműbe rohan, egy időre mozgásképtelenné válik.</w:t>
       </w:r>
     </w:p>
     <w:p>
@@ -126,13 +142,7 @@
         <w:jc w:val="both"/>
       </w:pPr>
       <w:r>
-        <w:t xml:space="preserve">A városlakók automatizált járműve, amely önállóan próbál eljutni a lakástól a munkahelyig a legrövidebb úton. Ha vékony hórétegen halad át, azt letapossa, amiből idővel jégpáncél lesz. Felelőssége a forgalom szimulálása: ha túl mély hóba ér, </w:t>
-      </w:r>
-      <w:r>
-        <w:t>elakad,</w:t>
-      </w:r>
-      <w:r>
-        <w:t xml:space="preserve"> ha pedig jégen megcsúszik, balesetet okoz és elzárja a sávot.</w:t>
+        <w:t>A városlakók automatizált járműve, amely önállóan próbál eljutni a lakástól a munkahelyig a legrövidebb úton. Ha vékony hórétegen halad át, azt letapossa, amiből idővel jégpáncél lesz. Felelőssége a forgalom szimulálása: ha túl mély hóba ér, elakad, ha pedig jégen megcsúszik, balesetet okoz és elzárja a sávot.</w:t>
       </w:r>
     </w:p>
     <w:p>
@@ -257,7 +267,15 @@
         <w:jc w:val="both"/>
       </w:pPr>
       <w:r>
-        <w:t>A legdurvább és legdrágább eszköz. Egy gázturbina, amelynek feladata, hogy azonnal, nyomtalanul elolvasszon mindent a hókotró előtt, legyen az hó vagy jég. Üzemeltetéséhez biokerozinra van szükség.</w:t>
+        <w:t xml:space="preserve">A legdurvább és legdrágább eszköz. Egy gázturbina, amelynek feladata, hogy azonnal, nyomtalanul elolvasszon mindent a hókotró előtt, legyen az hó vagy jég. Üzemeltetéséhez </w:t>
+      </w:r>
+      <w:proofErr w:type="spellStart"/>
+      <w:r>
+        <w:t>biokerozinra</w:t>
+      </w:r>
+      <w:proofErr w:type="spellEnd"/>
+      <w:r>
+        <w:t xml:space="preserve"> van szükség.</w:t>
       </w:r>
     </w:p>
     <w:p>
@@ -349,7 +367,15 @@
         <w:jc w:val="both"/>
       </w:pPr>
       <w:r>
-        <w:t>A takarítók és a hókotró flottájuk bázisa. Itt várakoznak a gépek, és ez a helyszíne a karbantartásnak: itt lehet a hókotrókra új fejeket szerelni, valamint feltölteni az üres só- és biokerozin-tartályokat.</w:t>
+        <w:t xml:space="preserve">A takarítók és a hókotró flottájuk bázisa. Itt várakoznak a gépek, és ez a helyszíne a karbantartásnak: itt lehet a hókotrókra új fejeket szerelni, valamint feltölteni az üres só- és </w:t>
+      </w:r>
+      <w:proofErr w:type="spellStart"/>
+      <w:r>
+        <w:t>biokerozin</w:t>
+      </w:r>
+      <w:proofErr w:type="spellEnd"/>
+      <w:r>
+        <w:t>-tartályokat.</w:t>
       </w:r>
     </w:p>
     <w:p>
@@ -396,7 +422,15 @@
         <w:jc w:val="both"/>
       </w:pPr>
       <w:r>
-        <w:t>Az a felület, ahol a takarító el tudja költeni az úttisztításért kapott pénzét. Itt szerezhetők be az új munkagépek, a különböző tisztítófejek, valamint a működéshez elengedhetetlen só és biokerozin.</w:t>
+        <w:t xml:space="preserve">Az a felület, ahol a takarító el tudja költeni az úttisztításért kapott pénzét. Itt szerezhetők be az új munkagépek, a különböző tisztítófejek, valamint a működéshez elengedhetetlen só és </w:t>
+      </w:r>
+      <w:proofErr w:type="spellStart"/>
+      <w:r>
+        <w:t>biokerozin</w:t>
+      </w:r>
+      <w:proofErr w:type="spellEnd"/>
+      <w:r>
+        <w:t>.</w:t>
       </w:r>
     </w:p>
     <w:p>
@@ -512,7 +546,25 @@
           <w:bCs/>
           <w:color w:val="ADADAD" w:themeColor="background2" w:themeShade="BF"/>
         </w:rPr>
-        <w:t>3.1.19 Nyersanyag (Só és Biokerozin)</w:t>
+        <w:t xml:space="preserve">3.1.19 Nyersanyag (Só és </w:t>
+      </w:r>
+      <w:proofErr w:type="spellStart"/>
+      <w:r>
+        <w:rPr>
+          <w:b/>
+          <w:bCs/>
+          <w:color w:val="ADADAD" w:themeColor="background2" w:themeShade="BF"/>
+        </w:rPr>
+        <w:t>Biokerozin</w:t>
+      </w:r>
+      <w:proofErr w:type="spellEnd"/>
+      <w:r>
+        <w:rPr>
+          <w:b/>
+          <w:bCs/>
+          <w:color w:val="ADADAD" w:themeColor="background2" w:themeShade="BF"/>
+        </w:rPr>
+        <w:t>)</w:t>
       </w:r>
       <w:r>
         <w:rPr>
@@ -684,7 +736,21 @@
         <w:rPr>
           <w:color w:val="ADADAD" w:themeColor="background2" w:themeShade="BF"/>
         </w:rPr>
-        <w:t>A feladat külön megemlíti őket. Bár közlekedési szempontból nagyon hasonlítanak egy sima útra, a felelősségük az, hogy lehetővé tegyék a járművek szintbeli kereszteződés nélküli, folyamatos áthaladását egymás felett vagy alatt.</w:t>
+        <w:t xml:space="preserve">A feladat külön megemlíti őket. Bár közlekedési szempontból nagyon hasonlítanak egy sima útra, a felelősségük az, hogy lehetővé tegyék a járművek </w:t>
+      </w:r>
+      <w:proofErr w:type="spellStart"/>
+      <w:r>
+        <w:rPr>
+          <w:color w:val="ADADAD" w:themeColor="background2" w:themeShade="BF"/>
+        </w:rPr>
+        <w:t>szintbeli</w:t>
+      </w:r>
+      <w:proofErr w:type="spellEnd"/>
+      <w:r>
+        <w:rPr>
+          <w:color w:val="ADADAD" w:themeColor="background2" w:themeShade="BF"/>
+        </w:rPr>
+        <w:t xml:space="preserve"> kereszteződés nélküli, folyamatos áthaladását egymás felett vagy alatt.</w:t>
       </w:r>
     </w:p>
     <w:p>
@@ -1009,7 +1075,39 @@
           <w:sz w:val="20"/>
           <w:szCs w:val="20"/>
         </w:rPr>
-        <w:t>Ez a rész mutatja a különböző tisztítófejeket, amelyeket a hókotrók használhatnak. A feladatkiírás szerinti polimorfikus viselkedés itt jelenik meg a tisztit() metódus felüldefiniálásával.</w:t>
+        <w:t xml:space="preserve">Ez a rész mutatja a különböző tisztítófejeket, amelyeket a hókotrók használhatnak. A feladatkiírás szerinti </w:t>
+      </w:r>
+      <w:proofErr w:type="spellStart"/>
+      <w:r>
+        <w:rPr>
+          <w:sz w:val="20"/>
+          <w:szCs w:val="20"/>
+        </w:rPr>
+        <w:t>polimorfikus</w:t>
+      </w:r>
+      <w:proofErr w:type="spellEnd"/>
+      <w:r>
+        <w:rPr>
+          <w:sz w:val="20"/>
+          <w:szCs w:val="20"/>
+        </w:rPr>
+        <w:t xml:space="preserve"> viselkedés itt jelenik meg a </w:t>
+      </w:r>
+      <w:proofErr w:type="gramStart"/>
+      <w:r>
+        <w:rPr>
+          <w:sz w:val="20"/>
+          <w:szCs w:val="20"/>
+        </w:rPr>
+        <w:t>tisztit(</w:t>
+      </w:r>
+      <w:proofErr w:type="gramEnd"/>
+      <w:r>
+        <w:rPr>
+          <w:sz w:val="20"/>
+          <w:szCs w:val="20"/>
+        </w:rPr>
+        <w:t>) metódus felüldefiniálásával.</w:t>
       </w:r>
     </w:p>
     <w:p>
@@ -1212,8 +1310,19 @@
           <w:sz w:val="20"/>
           <w:szCs w:val="20"/>
         </w:rPr>
-        <w:t>3.1.1 JatekLogika</w:t>
-      </w:r>
+        <w:t xml:space="preserve">3.1.1 </w:t>
+      </w:r>
+      <w:proofErr w:type="spellStart"/>
+      <w:r>
+        <w:rPr>
+          <w:b/>
+          <w:bCs/>
+          <w:sz w:val="20"/>
+          <w:szCs w:val="20"/>
+        </w:rPr>
+        <w:t>JatekLogika</w:t>
+      </w:r>
+      <w:proofErr w:type="spellEnd"/>
     </w:p>
     <w:p>
       <w:pPr>
@@ -1242,7 +1351,23 @@
           <w:sz w:val="20"/>
           <w:szCs w:val="20"/>
         </w:rPr>
-        <w:t xml:space="preserve"> Ez az osztály a szimuláció központi nyilvántartója, amely összeköti a világ elemeit. Ő ismeri az összes mezőt, járművet és játékost. A Domain modellt követve elsősorban a világ folytonos környezeti változásaiért (havazás) felelős.</w:t>
+        <w:t xml:space="preserve"> Ez az osztály a szimuláció központi nyilvántartója, amely összeköti a világ elemeit. Ő ismeri az összes mezőt, járművet és játékost. A </w:t>
+      </w:r>
+      <w:proofErr w:type="spellStart"/>
+      <w:r>
+        <w:rPr>
+          <w:sz w:val="20"/>
+          <w:szCs w:val="20"/>
+        </w:rPr>
+        <w:t>Domain</w:t>
+      </w:r>
+      <w:proofErr w:type="spellEnd"/>
+      <w:r>
+        <w:rPr>
+          <w:sz w:val="20"/>
+          <w:szCs w:val="20"/>
+        </w:rPr>
+        <w:t xml:space="preserve"> modellt követve elsősorban a világ folytonos környezeti változásaiért (havazás) felelős.</w:t>
       </w:r>
     </w:p>
     <w:p>
@@ -1332,7 +1457,55 @@
           <w:sz w:val="20"/>
           <w:szCs w:val="20"/>
         </w:rPr>
-        <w:t xml:space="preserve"> kezeli: Mezo, ki a túloldali szereplő: a hálózat elemei, mi a kapcsolat célja: a gráf összes pontjának elérése a havazáshoz. frissiti: Jarmu, ki a túloldali szereplő: az aktív járművek, mi a kapcsolat célja: a pályán lévő összes jármű listázása.</w:t>
+        <w:t xml:space="preserve"> kezeli: </w:t>
+      </w:r>
+      <w:proofErr w:type="spellStart"/>
+      <w:r>
+        <w:rPr>
+          <w:sz w:val="20"/>
+          <w:szCs w:val="20"/>
+        </w:rPr>
+        <w:t>Mezo</w:t>
+      </w:r>
+      <w:proofErr w:type="spellEnd"/>
+      <w:r>
+        <w:rPr>
+          <w:sz w:val="20"/>
+          <w:szCs w:val="20"/>
+        </w:rPr>
+        <w:t xml:space="preserve">, ki a túloldali szereplő: a hálózat elemei, mi a kapcsolat célja: a gráf összes pontjának elérése a havazáshoz. </w:t>
+      </w:r>
+      <w:proofErr w:type="spellStart"/>
+      <w:r>
+        <w:rPr>
+          <w:sz w:val="20"/>
+          <w:szCs w:val="20"/>
+        </w:rPr>
+        <w:t>frissiti</w:t>
+      </w:r>
+      <w:proofErr w:type="spellEnd"/>
+      <w:r>
+        <w:rPr>
+          <w:sz w:val="20"/>
+          <w:szCs w:val="20"/>
+        </w:rPr>
+        <w:t xml:space="preserve">: </w:t>
+      </w:r>
+      <w:proofErr w:type="spellStart"/>
+      <w:r>
+        <w:rPr>
+          <w:sz w:val="20"/>
+          <w:szCs w:val="20"/>
+        </w:rPr>
+        <w:t>Jarmu</w:t>
+      </w:r>
+      <w:proofErr w:type="spellEnd"/>
+      <w:r>
+        <w:rPr>
+          <w:sz w:val="20"/>
+          <w:szCs w:val="20"/>
+        </w:rPr>
+        <w:t>, ki a túloldali szereplő: az aktív járművek, mi a kapcsolat célja: a pályán lévő összes jármű listázása.</w:t>
       </w:r>
     </w:p>
     <w:p>
@@ -1362,7 +1535,103 @@
           <w:sz w:val="20"/>
           <w:szCs w:val="20"/>
         </w:rPr>
-        <w:t xml:space="preserve"> mezoLista: List&lt;Mezo&gt;, mire való: a játéktér topológiáját alkotó mezők tárolása. jarmuLista: List&lt;Jarmu&gt;, mire való: az aktív közlekedő járművek nyilvántartása. jatekosok: List&lt;Jatekos&gt;, mire való: a szimulációban részt vevő játékosok rögzítése.</w:t>
+        <w:t xml:space="preserve"> </w:t>
+      </w:r>
+      <w:proofErr w:type="spellStart"/>
+      <w:r>
+        <w:rPr>
+          <w:sz w:val="20"/>
+          <w:szCs w:val="20"/>
+        </w:rPr>
+        <w:t>mezoLista</w:t>
+      </w:r>
+      <w:proofErr w:type="spellEnd"/>
+      <w:r>
+        <w:rPr>
+          <w:sz w:val="20"/>
+          <w:szCs w:val="20"/>
+        </w:rPr>
+        <w:t>: List&lt;</w:t>
+      </w:r>
+      <w:proofErr w:type="spellStart"/>
+      <w:r>
+        <w:rPr>
+          <w:sz w:val="20"/>
+          <w:szCs w:val="20"/>
+        </w:rPr>
+        <w:t>Mezo</w:t>
+      </w:r>
+      <w:proofErr w:type="spellEnd"/>
+      <w:r>
+        <w:rPr>
+          <w:sz w:val="20"/>
+          <w:szCs w:val="20"/>
+        </w:rPr>
+        <w:t xml:space="preserve">&gt;, mire való: a játéktér topológiáját alkotó mezők tárolása. </w:t>
+      </w:r>
+      <w:proofErr w:type="spellStart"/>
+      <w:r>
+        <w:rPr>
+          <w:sz w:val="20"/>
+          <w:szCs w:val="20"/>
+        </w:rPr>
+        <w:t>jarmuLista</w:t>
+      </w:r>
+      <w:proofErr w:type="spellEnd"/>
+      <w:r>
+        <w:rPr>
+          <w:sz w:val="20"/>
+          <w:szCs w:val="20"/>
+        </w:rPr>
+        <w:t>: List&lt;</w:t>
+      </w:r>
+      <w:proofErr w:type="spellStart"/>
+      <w:r>
+        <w:rPr>
+          <w:sz w:val="20"/>
+          <w:szCs w:val="20"/>
+        </w:rPr>
+        <w:t>Jarmu</w:t>
+      </w:r>
+      <w:proofErr w:type="spellEnd"/>
+      <w:r>
+        <w:rPr>
+          <w:sz w:val="20"/>
+          <w:szCs w:val="20"/>
+        </w:rPr>
+        <w:t xml:space="preserve">&gt;, mire való: az aktív közlekedő járművek nyilvántartása. </w:t>
+      </w:r>
+      <w:proofErr w:type="spellStart"/>
+      <w:r>
+        <w:rPr>
+          <w:sz w:val="20"/>
+          <w:szCs w:val="20"/>
+        </w:rPr>
+        <w:t>jatekosok</w:t>
+      </w:r>
+      <w:proofErr w:type="spellEnd"/>
+      <w:r>
+        <w:rPr>
+          <w:sz w:val="20"/>
+          <w:szCs w:val="20"/>
+        </w:rPr>
+        <w:t>: List&lt;</w:t>
+      </w:r>
+      <w:proofErr w:type="spellStart"/>
+      <w:r>
+        <w:rPr>
+          <w:sz w:val="20"/>
+          <w:szCs w:val="20"/>
+        </w:rPr>
+        <w:t>Jatekos</w:t>
+      </w:r>
+      <w:proofErr w:type="spellEnd"/>
+      <w:r>
+        <w:rPr>
+          <w:sz w:val="20"/>
+          <w:szCs w:val="20"/>
+        </w:rPr>
+        <w:t>&gt;, mire való: a szimulációban részt vevő játékosok rögzítése.</w:t>
       </w:r>
     </w:p>
     <w:p>
@@ -1392,27 +1661,70 @@
           <w:sz w:val="20"/>
           <w:szCs w:val="20"/>
         </w:rPr>
-        <w:t xml:space="preserve"> void havazik(): Eseményként elindítja a havazást, amely minden sávon megnöveli a hóvastagságot.</w:t>
-      </w:r>
-    </w:p>
-    <w:p>
-      <w:pPr>
-        <w:spacing w:after="0" w:line="240" w:lineRule="auto"/>
-        <w:jc w:val="both"/>
-        <w:rPr>
-          <w:sz w:val="20"/>
-          <w:szCs w:val="20"/>
-        </w:rPr>
-      </w:pPr>
-      <w:r>
-        <w:rPr>
-          <w:b/>
-          <w:bCs/>
-          <w:sz w:val="20"/>
-          <w:szCs w:val="20"/>
-        </w:rPr>
-        <w:t>3.1.2 Jatekos</w:t>
-      </w:r>
+        <w:t xml:space="preserve"> </w:t>
+      </w:r>
+      <w:proofErr w:type="spellStart"/>
+      <w:r>
+        <w:rPr>
+          <w:sz w:val="20"/>
+          <w:szCs w:val="20"/>
+        </w:rPr>
+        <w:t>void</w:t>
+      </w:r>
+      <w:proofErr w:type="spellEnd"/>
+      <w:r>
+        <w:rPr>
+          <w:sz w:val="20"/>
+          <w:szCs w:val="20"/>
+        </w:rPr>
+        <w:t xml:space="preserve"> </w:t>
+      </w:r>
+      <w:proofErr w:type="gramStart"/>
+      <w:r>
+        <w:rPr>
+          <w:sz w:val="20"/>
+          <w:szCs w:val="20"/>
+        </w:rPr>
+        <w:t>havazik(</w:t>
+      </w:r>
+      <w:proofErr w:type="gramEnd"/>
+      <w:r>
+        <w:rPr>
+          <w:sz w:val="20"/>
+          <w:szCs w:val="20"/>
+        </w:rPr>
+        <w:t>): Eseményként elindítja a havazást, amely minden sávon megnöveli a hóvastagságot.</w:t>
+      </w:r>
+    </w:p>
+    <w:p>
+      <w:pPr>
+        <w:spacing w:after="0" w:line="240" w:lineRule="auto"/>
+        <w:jc w:val="both"/>
+        <w:rPr>
+          <w:sz w:val="20"/>
+          <w:szCs w:val="20"/>
+        </w:rPr>
+      </w:pPr>
+      <w:r>
+        <w:rPr>
+          <w:b/>
+          <w:bCs/>
+          <w:sz w:val="20"/>
+          <w:szCs w:val="20"/>
+        </w:rPr>
+        <w:t xml:space="preserve">3.1.2 </w:t>
+      </w:r>
+      <w:proofErr w:type="spellStart"/>
+      <w:r>
+        <w:rPr>
+          <w:b/>
+          <w:bCs/>
+          <w:sz w:val="20"/>
+          <w:szCs w:val="20"/>
+        </w:rPr>
+        <w:t>Jatekos</w:t>
+      </w:r>
+      <w:proofErr w:type="spellEnd"/>
     </w:p>
     <w:p>
       <w:pPr>
@@ -1561,7 +1873,39 @@
           <w:sz w:val="20"/>
           <w:szCs w:val="20"/>
         </w:rPr>
-        <w:t xml:space="preserve"> nev: String, mire való: a felhasználót azonosító név tárolása.</w:t>
+        <w:t xml:space="preserve"> </w:t>
+      </w:r>
+      <w:proofErr w:type="spellStart"/>
+      <w:r>
+        <w:rPr>
+          <w:sz w:val="20"/>
+          <w:szCs w:val="20"/>
+        </w:rPr>
+        <w:t>nev</w:t>
+      </w:r>
+      <w:proofErr w:type="spellEnd"/>
+      <w:r>
+        <w:rPr>
+          <w:sz w:val="20"/>
+          <w:szCs w:val="20"/>
+        </w:rPr>
+        <w:t xml:space="preserve">: </w:t>
+      </w:r>
+      <w:proofErr w:type="spellStart"/>
+      <w:r>
+        <w:rPr>
+          <w:sz w:val="20"/>
+          <w:szCs w:val="20"/>
+        </w:rPr>
+        <w:t>String</w:t>
+      </w:r>
+      <w:proofErr w:type="spellEnd"/>
+      <w:r>
+        <w:rPr>
+          <w:sz w:val="20"/>
+          <w:szCs w:val="20"/>
+        </w:rPr>
+        <w:t>, mire való: a felhasználót azonosító név tárolása.</w:t>
       </w:r>
     </w:p>
     <w:p>
@@ -1610,8 +1954,19 @@
           <w:sz w:val="20"/>
           <w:szCs w:val="20"/>
         </w:rPr>
-        <w:t>3.1.3 Takarito</w:t>
-      </w:r>
+        <w:t xml:space="preserve">3.1.3 </w:t>
+      </w:r>
+      <w:proofErr w:type="spellStart"/>
+      <w:r>
+        <w:rPr>
+          <w:b/>
+          <w:bCs/>
+          <w:sz w:val="20"/>
+          <w:szCs w:val="20"/>
+        </w:rPr>
+        <w:t>Takarito</w:t>
+      </w:r>
+      <w:proofErr w:type="spellEnd"/>
     </w:p>
     <w:p>
       <w:pPr>
@@ -1670,8 +2025,33 @@
           <w:sz w:val="20"/>
           <w:szCs w:val="20"/>
         </w:rPr>
-        <w:t xml:space="preserve"> Jatekos -&gt; Takarito</w:t>
-      </w:r>
+        <w:t xml:space="preserve"> </w:t>
+      </w:r>
+      <w:proofErr w:type="spellStart"/>
+      <w:r>
+        <w:rPr>
+          <w:sz w:val="20"/>
+          <w:szCs w:val="20"/>
+        </w:rPr>
+        <w:t>Jatekos</w:t>
+      </w:r>
+      <w:proofErr w:type="spellEnd"/>
+      <w:r>
+        <w:rPr>
+          <w:sz w:val="20"/>
+          <w:szCs w:val="20"/>
+        </w:rPr>
+        <w:t xml:space="preserve"> -&gt; </w:t>
+      </w:r>
+      <w:proofErr w:type="spellStart"/>
+      <w:r>
+        <w:rPr>
+          <w:sz w:val="20"/>
+          <w:szCs w:val="20"/>
+        </w:rPr>
+        <w:t>Takarito</w:t>
+      </w:r>
+      <w:proofErr w:type="spellEnd"/>
     </w:p>
     <w:p>
       <w:pPr>
@@ -1730,7 +2110,71 @@
           <w:sz w:val="20"/>
           <w:szCs w:val="20"/>
         </w:rPr>
-        <w:t xml:space="preserve"> iranyit: Hokotro, ki a túloldali szereplő: a játékos tulajdonában lévő munkagépek, mi a kapcsolat célja: a gépek vezérlése. vasarol: Onkormanyzat, ki a túloldali szereplő: a városi bolt, mi a kapcsolat célja: új eszközök beszerzése.</w:t>
+        <w:t xml:space="preserve"> </w:t>
+      </w:r>
+      <w:proofErr w:type="spellStart"/>
+      <w:r>
+        <w:rPr>
+          <w:sz w:val="20"/>
+          <w:szCs w:val="20"/>
+        </w:rPr>
+        <w:t>iranyit</w:t>
+      </w:r>
+      <w:proofErr w:type="spellEnd"/>
+      <w:r>
+        <w:rPr>
+          <w:sz w:val="20"/>
+          <w:szCs w:val="20"/>
+        </w:rPr>
+        <w:t xml:space="preserve">: </w:t>
+      </w:r>
+      <w:proofErr w:type="spellStart"/>
+      <w:r>
+        <w:rPr>
+          <w:sz w:val="20"/>
+          <w:szCs w:val="20"/>
+        </w:rPr>
+        <w:t>Hokotro</w:t>
+      </w:r>
+      <w:proofErr w:type="spellEnd"/>
+      <w:r>
+        <w:rPr>
+          <w:sz w:val="20"/>
+          <w:szCs w:val="20"/>
+        </w:rPr>
+        <w:t xml:space="preserve">, ki a túloldali szereplő: a játékos tulajdonában lévő munkagépek, mi a kapcsolat célja: a gépek vezérlése. </w:t>
+      </w:r>
+      <w:proofErr w:type="spellStart"/>
+      <w:r>
+        <w:rPr>
+          <w:sz w:val="20"/>
+          <w:szCs w:val="20"/>
+        </w:rPr>
+        <w:t>vasarol</w:t>
+      </w:r>
+      <w:proofErr w:type="spellEnd"/>
+      <w:r>
+        <w:rPr>
+          <w:sz w:val="20"/>
+          <w:szCs w:val="20"/>
+        </w:rPr>
+        <w:t xml:space="preserve">: </w:t>
+      </w:r>
+      <w:proofErr w:type="spellStart"/>
+      <w:r>
+        <w:rPr>
+          <w:sz w:val="20"/>
+          <w:szCs w:val="20"/>
+        </w:rPr>
+        <w:t>Onkormanyzat</w:t>
+      </w:r>
+      <w:proofErr w:type="spellEnd"/>
+      <w:r>
+        <w:rPr>
+          <w:sz w:val="20"/>
+          <w:szCs w:val="20"/>
+        </w:rPr>
+        <w:t>, ki a túloldali szereplő: a városi bolt, mi a kapcsolat célja: új eszközök beszerzése.</w:t>
       </w:r>
     </w:p>
     <w:p>
@@ -1760,7 +2204,39 @@
           <w:sz w:val="20"/>
           <w:szCs w:val="20"/>
         </w:rPr>
-        <w:t xml:space="preserve"> penz: int, mire való: a letakarított utakért kapott valuta tárolása. flotta: List&lt;Hokotro&gt;, mire való: a birtokolt és irányítható hókotrók listázása.</w:t>
+        <w:t xml:space="preserve"> </w:t>
+      </w:r>
+      <w:proofErr w:type="spellStart"/>
+      <w:r>
+        <w:rPr>
+          <w:sz w:val="20"/>
+          <w:szCs w:val="20"/>
+        </w:rPr>
+        <w:t>penz</w:t>
+      </w:r>
+      <w:proofErr w:type="spellEnd"/>
+      <w:r>
+        <w:rPr>
+          <w:sz w:val="20"/>
+          <w:szCs w:val="20"/>
+        </w:rPr>
+        <w:t>: int, mire való: a letakarított utakért kapott valuta tárolása. flotta: List&lt;</w:t>
+      </w:r>
+      <w:proofErr w:type="spellStart"/>
+      <w:r>
+        <w:rPr>
+          <w:sz w:val="20"/>
+          <w:szCs w:val="20"/>
+        </w:rPr>
+        <w:t>Hokotro</w:t>
+      </w:r>
+      <w:proofErr w:type="spellEnd"/>
+      <w:r>
+        <w:rPr>
+          <w:sz w:val="20"/>
+          <w:szCs w:val="20"/>
+        </w:rPr>
+        <w:t>&gt;, mire való: a birtokolt és irányítható hókotrók listázása.</w:t>
       </w:r>
     </w:p>
     <w:p>
@@ -1790,27 +2266,177 @@
           <w:sz w:val="20"/>
           <w:szCs w:val="20"/>
         </w:rPr>
-        <w:t xml:space="preserve"> void beveteltKap(int osszeg): Jóváírja az elvégzett takarításért járó összeget a játékosnak. void vasarolFelszerelest(Onkormanyzat o, String tipus): Tranzakciót kezdeményez új eszköz beszerzésére az önkormányzattól.</w:t>
-      </w:r>
-    </w:p>
-    <w:p>
-      <w:pPr>
-        <w:spacing w:after="0" w:line="240" w:lineRule="auto"/>
-        <w:jc w:val="both"/>
-        <w:rPr>
-          <w:sz w:val="20"/>
-          <w:szCs w:val="20"/>
-        </w:rPr>
-      </w:pPr>
-      <w:r>
-        <w:rPr>
-          <w:b/>
-          <w:bCs/>
-          <w:sz w:val="20"/>
-          <w:szCs w:val="20"/>
-        </w:rPr>
-        <w:t>3.1.4 Buszvezeto</w:t>
-      </w:r>
+        <w:t xml:space="preserve"> </w:t>
+      </w:r>
+      <w:proofErr w:type="spellStart"/>
+      <w:r>
+        <w:rPr>
+          <w:sz w:val="20"/>
+          <w:szCs w:val="20"/>
+        </w:rPr>
+        <w:t>void</w:t>
+      </w:r>
+      <w:proofErr w:type="spellEnd"/>
+      <w:r>
+        <w:rPr>
+          <w:sz w:val="20"/>
+          <w:szCs w:val="20"/>
+        </w:rPr>
+        <w:t xml:space="preserve"> </w:t>
+      </w:r>
+      <w:proofErr w:type="spellStart"/>
+      <w:proofErr w:type="gramStart"/>
+      <w:r>
+        <w:rPr>
+          <w:sz w:val="20"/>
+          <w:szCs w:val="20"/>
+        </w:rPr>
+        <w:t>beveteltKap</w:t>
+      </w:r>
+      <w:proofErr w:type="spellEnd"/>
+      <w:r>
+        <w:rPr>
+          <w:sz w:val="20"/>
+          <w:szCs w:val="20"/>
+        </w:rPr>
+        <w:t>(</w:t>
+      </w:r>
+      <w:proofErr w:type="gramEnd"/>
+      <w:r>
+        <w:rPr>
+          <w:sz w:val="20"/>
+          <w:szCs w:val="20"/>
+        </w:rPr>
+        <w:t xml:space="preserve">int </w:t>
+      </w:r>
+      <w:proofErr w:type="spellStart"/>
+      <w:r>
+        <w:rPr>
+          <w:sz w:val="20"/>
+          <w:szCs w:val="20"/>
+        </w:rPr>
+        <w:t>osszeg</w:t>
+      </w:r>
+      <w:proofErr w:type="spellEnd"/>
+      <w:r>
+        <w:rPr>
+          <w:sz w:val="20"/>
+          <w:szCs w:val="20"/>
+        </w:rPr>
+        <w:t xml:space="preserve">): Jóváírja az elvégzett takarításért járó összeget a játékosnak. </w:t>
+      </w:r>
+      <w:proofErr w:type="spellStart"/>
+      <w:r>
+        <w:rPr>
+          <w:sz w:val="20"/>
+          <w:szCs w:val="20"/>
+        </w:rPr>
+        <w:t>void</w:t>
+      </w:r>
+      <w:proofErr w:type="spellEnd"/>
+      <w:r>
+        <w:rPr>
+          <w:sz w:val="20"/>
+          <w:szCs w:val="20"/>
+        </w:rPr>
+        <w:t xml:space="preserve"> </w:t>
+      </w:r>
+      <w:proofErr w:type="spellStart"/>
+      <w:proofErr w:type="gramStart"/>
+      <w:r>
+        <w:rPr>
+          <w:sz w:val="20"/>
+          <w:szCs w:val="20"/>
+        </w:rPr>
+        <w:t>vasarolFelszerelest</w:t>
+      </w:r>
+      <w:proofErr w:type="spellEnd"/>
+      <w:r>
+        <w:rPr>
+          <w:sz w:val="20"/>
+          <w:szCs w:val="20"/>
+        </w:rPr>
+        <w:t>(</w:t>
+      </w:r>
+      <w:proofErr w:type="spellStart"/>
+      <w:proofErr w:type="gramEnd"/>
+      <w:r>
+        <w:rPr>
+          <w:sz w:val="20"/>
+          <w:szCs w:val="20"/>
+        </w:rPr>
+        <w:t>Onkormanyzat</w:t>
+      </w:r>
+      <w:proofErr w:type="spellEnd"/>
+      <w:r>
+        <w:rPr>
+          <w:sz w:val="20"/>
+          <w:szCs w:val="20"/>
+        </w:rPr>
+        <w:t xml:space="preserve"> o, </w:t>
+      </w:r>
+      <w:proofErr w:type="spellStart"/>
+      <w:r>
+        <w:rPr>
+          <w:sz w:val="20"/>
+          <w:szCs w:val="20"/>
+        </w:rPr>
+        <w:t>String</w:t>
+      </w:r>
+      <w:proofErr w:type="spellEnd"/>
+      <w:r>
+        <w:rPr>
+          <w:sz w:val="20"/>
+          <w:szCs w:val="20"/>
+        </w:rPr>
+        <w:t xml:space="preserve"> </w:t>
+      </w:r>
+      <w:proofErr w:type="spellStart"/>
+      <w:r>
+        <w:rPr>
+          <w:sz w:val="20"/>
+          <w:szCs w:val="20"/>
+        </w:rPr>
+        <w:t>tipus</w:t>
+      </w:r>
+      <w:proofErr w:type="spellEnd"/>
+      <w:r>
+        <w:rPr>
+          <w:sz w:val="20"/>
+          <w:szCs w:val="20"/>
+        </w:rPr>
+        <w:t>): Tranzakciót kezdeményez új eszköz beszerzésére az önkormányzattól.</w:t>
+      </w:r>
+    </w:p>
+    <w:p>
+      <w:pPr>
+        <w:spacing w:after="0" w:line="240" w:lineRule="auto"/>
+        <w:jc w:val="both"/>
+        <w:rPr>
+          <w:sz w:val="20"/>
+          <w:szCs w:val="20"/>
+        </w:rPr>
+      </w:pPr>
+      <w:r>
+        <w:rPr>
+          <w:b/>
+          <w:bCs/>
+          <w:sz w:val="20"/>
+          <w:szCs w:val="20"/>
+        </w:rPr>
+        <w:t xml:space="preserve">3.1.4 </w:t>
+      </w:r>
+      <w:proofErr w:type="spellStart"/>
+      <w:r>
+        <w:rPr>
+          <w:b/>
+          <w:bCs/>
+          <w:sz w:val="20"/>
+          <w:szCs w:val="20"/>
+        </w:rPr>
+        <w:t>Buszvezeto</w:t>
+      </w:r>
+      <w:proofErr w:type="spellEnd"/>
     </w:p>
     <w:p>
       <w:pPr>
@@ -1869,8 +2495,33 @@
           <w:sz w:val="20"/>
           <w:szCs w:val="20"/>
         </w:rPr>
-        <w:t xml:space="preserve"> Jatekos -&gt; Buszvezeto</w:t>
-      </w:r>
+        <w:t xml:space="preserve"> </w:t>
+      </w:r>
+      <w:proofErr w:type="spellStart"/>
+      <w:r>
+        <w:rPr>
+          <w:sz w:val="20"/>
+          <w:szCs w:val="20"/>
+        </w:rPr>
+        <w:t>Jatekos</w:t>
+      </w:r>
+      <w:proofErr w:type="spellEnd"/>
+      <w:r>
+        <w:rPr>
+          <w:sz w:val="20"/>
+          <w:szCs w:val="20"/>
+        </w:rPr>
+        <w:t xml:space="preserve"> -&gt; </w:t>
+      </w:r>
+      <w:proofErr w:type="spellStart"/>
+      <w:r>
+        <w:rPr>
+          <w:sz w:val="20"/>
+          <w:szCs w:val="20"/>
+        </w:rPr>
+        <w:t>Buszvezeto</w:t>
+      </w:r>
+      <w:proofErr w:type="spellEnd"/>
     </w:p>
     <w:p>
       <w:pPr>
@@ -1929,7 +2580,23 @@
           <w:sz w:val="20"/>
           <w:szCs w:val="20"/>
         </w:rPr>
-        <w:t xml:space="preserve"> iranyit: Busz, ki a túloldali szereplő: a játékoshoz tartozó buszok, mi a kapcsolat célja: a járművek útvonalának kijelölése.</w:t>
+        <w:t xml:space="preserve"> </w:t>
+      </w:r>
+      <w:proofErr w:type="spellStart"/>
+      <w:r>
+        <w:rPr>
+          <w:sz w:val="20"/>
+          <w:szCs w:val="20"/>
+        </w:rPr>
+        <w:t>iranyit</w:t>
+      </w:r>
+      <w:proofErr w:type="spellEnd"/>
+      <w:r>
+        <w:rPr>
+          <w:sz w:val="20"/>
+          <w:szCs w:val="20"/>
+        </w:rPr>
+        <w:t>: Busz, ki a túloldali szereplő: a játékoshoz tartozó buszok, mi a kapcsolat célja: a járművek útvonalának kijelölése.</w:t>
       </w:r>
     </w:p>
     <w:p>
@@ -1989,27 +2656,79 @@
           <w:sz w:val="20"/>
           <w:szCs w:val="20"/>
         </w:rPr>
-        <w:t xml:space="preserve"> void pontotSzerez(): Megnöveli a játékos pontszámát egy sikeres buszforduló után.</w:t>
-      </w:r>
-    </w:p>
-    <w:p>
-      <w:pPr>
-        <w:spacing w:after="0" w:line="240" w:lineRule="auto"/>
-        <w:jc w:val="both"/>
-        <w:rPr>
-          <w:sz w:val="20"/>
-          <w:szCs w:val="20"/>
-        </w:rPr>
-      </w:pPr>
-      <w:r>
-        <w:rPr>
-          <w:b/>
-          <w:bCs/>
-          <w:sz w:val="20"/>
-          <w:szCs w:val="20"/>
-        </w:rPr>
-        <w:t>3.1.5 Onkormanyzat</w:t>
-      </w:r>
+        <w:t xml:space="preserve"> </w:t>
+      </w:r>
+      <w:proofErr w:type="spellStart"/>
+      <w:r>
+        <w:rPr>
+          <w:sz w:val="20"/>
+          <w:szCs w:val="20"/>
+        </w:rPr>
+        <w:t>void</w:t>
+      </w:r>
+      <w:proofErr w:type="spellEnd"/>
+      <w:r>
+        <w:rPr>
+          <w:sz w:val="20"/>
+          <w:szCs w:val="20"/>
+        </w:rPr>
+        <w:t xml:space="preserve"> </w:t>
+      </w:r>
+      <w:proofErr w:type="spellStart"/>
+      <w:proofErr w:type="gramStart"/>
+      <w:r>
+        <w:rPr>
+          <w:sz w:val="20"/>
+          <w:szCs w:val="20"/>
+        </w:rPr>
+        <w:t>pontotSzerez</w:t>
+      </w:r>
+      <w:proofErr w:type="spellEnd"/>
+      <w:r>
+        <w:rPr>
+          <w:sz w:val="20"/>
+          <w:szCs w:val="20"/>
+        </w:rPr>
+        <w:t>(</w:t>
+      </w:r>
+      <w:proofErr w:type="gramEnd"/>
+      <w:r>
+        <w:rPr>
+          <w:sz w:val="20"/>
+          <w:szCs w:val="20"/>
+        </w:rPr>
+        <w:t>): Megnöveli a játékos pontszámát egy sikeres buszforduló után.</w:t>
+      </w:r>
+    </w:p>
+    <w:p>
+      <w:pPr>
+        <w:spacing w:after="0" w:line="240" w:lineRule="auto"/>
+        <w:jc w:val="both"/>
+        <w:rPr>
+          <w:sz w:val="20"/>
+          <w:szCs w:val="20"/>
+        </w:rPr>
+      </w:pPr>
+      <w:r>
+        <w:rPr>
+          <w:b/>
+          <w:bCs/>
+          <w:sz w:val="20"/>
+          <w:szCs w:val="20"/>
+        </w:rPr>
+        <w:t xml:space="preserve">3.1.5 </w:t>
+      </w:r>
+      <w:proofErr w:type="spellStart"/>
+      <w:r>
+        <w:rPr>
+          <w:b/>
+          <w:bCs/>
+          <w:sz w:val="20"/>
+          <w:szCs w:val="20"/>
+        </w:rPr>
+        <w:t>Onkormanyzat</w:t>
+      </w:r>
+      <w:proofErr w:type="spellEnd"/>
     </w:p>
     <w:p>
       <w:pPr>
@@ -2189,7 +2908,130 @@
           <w:sz w:val="20"/>
           <w:szCs w:val="20"/>
         </w:rPr>
-        <w:t xml:space="preserve"> Hokotro hokotrotElad(): Példányosít és visszaad egy alapfelszereltségű hókotrót. HokotroFej fejetElad(String tipus): Létrehoz egy specifikus típusú tisztítófejet és visszaadja azt a vásárlónak.</w:t>
+        <w:t xml:space="preserve"> </w:t>
+      </w:r>
+      <w:proofErr w:type="spellStart"/>
+      <w:r>
+        <w:rPr>
+          <w:sz w:val="20"/>
+          <w:szCs w:val="20"/>
+        </w:rPr>
+        <w:t>Hokotro</w:t>
+      </w:r>
+      <w:proofErr w:type="spellEnd"/>
+      <w:r>
+        <w:rPr>
+          <w:sz w:val="20"/>
+          <w:szCs w:val="20"/>
+        </w:rPr>
+        <w:t xml:space="preserve"> </w:t>
+      </w:r>
+      <w:proofErr w:type="spellStart"/>
+      <w:proofErr w:type="gramStart"/>
+      <w:r>
+        <w:rPr>
+          <w:sz w:val="20"/>
+          <w:szCs w:val="20"/>
+        </w:rPr>
+        <w:t>hokotrotElad</w:t>
+      </w:r>
+      <w:proofErr w:type="spellEnd"/>
+      <w:r>
+        <w:rPr>
+          <w:sz w:val="20"/>
+          <w:szCs w:val="20"/>
+        </w:rPr>
+        <w:t>(</w:t>
+      </w:r>
+      <w:proofErr w:type="gramEnd"/>
+      <w:r>
+        <w:rPr>
+          <w:sz w:val="20"/>
+          <w:szCs w:val="20"/>
+        </w:rPr>
+        <w:t xml:space="preserve">): </w:t>
+      </w:r>
+      <w:proofErr w:type="spellStart"/>
+      <w:r>
+        <w:rPr>
+          <w:sz w:val="20"/>
+          <w:szCs w:val="20"/>
+        </w:rPr>
+        <w:t>Példányosít</w:t>
+      </w:r>
+      <w:proofErr w:type="spellEnd"/>
+      <w:r>
+        <w:rPr>
+          <w:sz w:val="20"/>
+          <w:szCs w:val="20"/>
+        </w:rPr>
+        <w:t xml:space="preserve"> és visszaad egy alapfelszereltségű hókotrót. </w:t>
+      </w:r>
+      <w:proofErr w:type="spellStart"/>
+      <w:r>
+        <w:rPr>
+          <w:sz w:val="20"/>
+          <w:szCs w:val="20"/>
+        </w:rPr>
+        <w:t>HokotroFej</w:t>
+      </w:r>
+      <w:proofErr w:type="spellEnd"/>
+      <w:r>
+        <w:rPr>
+          <w:sz w:val="20"/>
+          <w:szCs w:val="20"/>
+        </w:rPr>
+        <w:t xml:space="preserve"> </w:t>
+      </w:r>
+      <w:proofErr w:type="spellStart"/>
+      <w:proofErr w:type="gramStart"/>
+      <w:r>
+        <w:rPr>
+          <w:sz w:val="20"/>
+          <w:szCs w:val="20"/>
+        </w:rPr>
+        <w:t>fejetElad</w:t>
+      </w:r>
+      <w:proofErr w:type="spellEnd"/>
+      <w:r>
+        <w:rPr>
+          <w:sz w:val="20"/>
+          <w:szCs w:val="20"/>
+        </w:rPr>
+        <w:t>(</w:t>
+      </w:r>
+      <w:proofErr w:type="spellStart"/>
+      <w:proofErr w:type="gramEnd"/>
+      <w:r>
+        <w:rPr>
+          <w:sz w:val="20"/>
+          <w:szCs w:val="20"/>
+        </w:rPr>
+        <w:t>String</w:t>
+      </w:r>
+      <w:proofErr w:type="spellEnd"/>
+      <w:r>
+        <w:rPr>
+          <w:sz w:val="20"/>
+          <w:szCs w:val="20"/>
+        </w:rPr>
+        <w:t xml:space="preserve"> </w:t>
+      </w:r>
+      <w:proofErr w:type="spellStart"/>
+      <w:r>
+        <w:rPr>
+          <w:sz w:val="20"/>
+          <w:szCs w:val="20"/>
+        </w:rPr>
+        <w:t>tipus</w:t>
+      </w:r>
+      <w:proofErr w:type="spellEnd"/>
+      <w:r>
+        <w:rPr>
+          <w:sz w:val="20"/>
+          <w:szCs w:val="20"/>
+        </w:rPr>
+        <w:t>): Létrehoz egy specifikus típusú tisztítófejet és visszaadja azt a vásárlónak.</w:t>
       </w:r>
     </w:p>
     <w:p>
@@ -2207,7 +3049,7 @@
           <w:szCs w:val="20"/>
         </w:rPr>
         <w:pict w14:anchorId="0FB52CE6">
-          <v:rect id="_x0000_i1101" style="width:0;height:1.5pt" o:hralign="center" o:hrstd="t" o:hr="t" fillcolor="#a0a0a0" stroked="f"/>
+          <v:rect id="_x0000_i1025" style="width:0;height:1.5pt" o:hralign="center" o:hrstd="t" o:hr="t" fillcolor="#a0a0a0" stroked="f"/>
         </w:pict>
       </w:r>
     </w:p>
@@ -2248,8 +3090,19 @@
           <w:sz w:val="20"/>
           <w:szCs w:val="20"/>
         </w:rPr>
-        <w:t>3.1.6 Mezo</w:t>
-      </w:r>
+        <w:t xml:space="preserve">3.1.6 </w:t>
+      </w:r>
+      <w:proofErr w:type="spellStart"/>
+      <w:r>
+        <w:rPr>
+          <w:b/>
+          <w:bCs/>
+          <w:sz w:val="20"/>
+          <w:szCs w:val="20"/>
+        </w:rPr>
+        <w:t>Mezo</w:t>
+      </w:r>
+      <w:proofErr w:type="spellEnd"/>
       <w:r>
         <w:rPr>
           <w:sz w:val="20"/>
@@ -2294,7 +3147,23 @@
           <w:sz w:val="20"/>
           <w:szCs w:val="20"/>
         </w:rPr>
-        <w:t xml:space="preserve"> A játéktér közös alapinterfésze. Mivel a játék nem használ koordinátákat, a hálózat ezen az interfészen keresztül, gráfszerűen épül fel és adja át a járműveket egymásnak.</w:t>
+        <w:t xml:space="preserve"> A játéktér közös alapinterfésze. Mivel a játék nem használ koordinátákat, a hálózat ezen az interfészen keresztül, </w:t>
+      </w:r>
+      <w:proofErr w:type="spellStart"/>
+      <w:r>
+        <w:rPr>
+          <w:sz w:val="20"/>
+          <w:szCs w:val="20"/>
+        </w:rPr>
+        <w:t>gráfszerűen</w:t>
+      </w:r>
+      <w:proofErr w:type="spellEnd"/>
+      <w:r>
+        <w:rPr>
+          <w:sz w:val="20"/>
+          <w:szCs w:val="20"/>
+        </w:rPr>
+        <w:t xml:space="preserve"> épül fel és adja át a járműveket egymásnak.</w:t>
       </w:r>
     </w:p>
     <w:p>
@@ -2354,7 +3223,139 @@
           <w:sz w:val="20"/>
           <w:szCs w:val="20"/>
         </w:rPr>
-        <w:t xml:space="preserve"> void elfogad(Jarmu j): Regisztrálja a mezőre rálépő járművet. void eltavolit(Jarmu j): Elengedi a távozó járművet, szabaddá téve a helyet. List&lt;Mezo&gt; szomszedokatLekerdez(): Visszaadja a szomszédos, áthaladásra alkalmas pontokat.</w:t>
+        <w:t xml:space="preserve"> </w:t>
+      </w:r>
+      <w:proofErr w:type="spellStart"/>
+      <w:r>
+        <w:rPr>
+          <w:sz w:val="20"/>
+          <w:szCs w:val="20"/>
+        </w:rPr>
+        <w:t>void</w:t>
+      </w:r>
+      <w:proofErr w:type="spellEnd"/>
+      <w:r>
+        <w:rPr>
+          <w:sz w:val="20"/>
+          <w:szCs w:val="20"/>
+        </w:rPr>
+        <w:t xml:space="preserve"> </w:t>
+      </w:r>
+      <w:proofErr w:type="gramStart"/>
+      <w:r>
+        <w:rPr>
+          <w:sz w:val="20"/>
+          <w:szCs w:val="20"/>
+        </w:rPr>
+        <w:t>elfogad(</w:t>
+      </w:r>
+      <w:proofErr w:type="spellStart"/>
+      <w:proofErr w:type="gramEnd"/>
+      <w:r>
+        <w:rPr>
+          <w:sz w:val="20"/>
+          <w:szCs w:val="20"/>
+        </w:rPr>
+        <w:t>Jarmu</w:t>
+      </w:r>
+      <w:proofErr w:type="spellEnd"/>
+      <w:r>
+        <w:rPr>
+          <w:sz w:val="20"/>
+          <w:szCs w:val="20"/>
+        </w:rPr>
+        <w:t xml:space="preserve"> j): Regisztrálja a mezőre rálépő járművet. </w:t>
+      </w:r>
+      <w:proofErr w:type="spellStart"/>
+      <w:r>
+        <w:rPr>
+          <w:sz w:val="20"/>
+          <w:szCs w:val="20"/>
+        </w:rPr>
+        <w:t>void</w:t>
+      </w:r>
+      <w:proofErr w:type="spellEnd"/>
+      <w:r>
+        <w:rPr>
+          <w:sz w:val="20"/>
+          <w:szCs w:val="20"/>
+        </w:rPr>
+        <w:t xml:space="preserve"> </w:t>
+      </w:r>
+      <w:proofErr w:type="spellStart"/>
+      <w:proofErr w:type="gramStart"/>
+      <w:r>
+        <w:rPr>
+          <w:sz w:val="20"/>
+          <w:szCs w:val="20"/>
+        </w:rPr>
+        <w:t>eltavolit</w:t>
+      </w:r>
+      <w:proofErr w:type="spellEnd"/>
+      <w:r>
+        <w:rPr>
+          <w:sz w:val="20"/>
+          <w:szCs w:val="20"/>
+        </w:rPr>
+        <w:t>(</w:t>
+      </w:r>
+      <w:proofErr w:type="spellStart"/>
+      <w:proofErr w:type="gramEnd"/>
+      <w:r>
+        <w:rPr>
+          <w:sz w:val="20"/>
+          <w:szCs w:val="20"/>
+        </w:rPr>
+        <w:t>Jarmu</w:t>
+      </w:r>
+      <w:proofErr w:type="spellEnd"/>
+      <w:r>
+        <w:rPr>
+          <w:sz w:val="20"/>
+          <w:szCs w:val="20"/>
+        </w:rPr>
+        <w:t xml:space="preserve"> j): Elengedi a távozó járművet, szabaddá téve a helyet. List&lt;</w:t>
+      </w:r>
+      <w:proofErr w:type="spellStart"/>
+      <w:r>
+        <w:rPr>
+          <w:sz w:val="20"/>
+          <w:szCs w:val="20"/>
+        </w:rPr>
+        <w:t>Mezo</w:t>
+      </w:r>
+      <w:proofErr w:type="spellEnd"/>
+      <w:r>
+        <w:rPr>
+          <w:sz w:val="20"/>
+          <w:szCs w:val="20"/>
+        </w:rPr>
+        <w:t xml:space="preserve">&gt; </w:t>
+      </w:r>
+      <w:proofErr w:type="spellStart"/>
+      <w:proofErr w:type="gramStart"/>
+      <w:r>
+        <w:rPr>
+          <w:sz w:val="20"/>
+          <w:szCs w:val="20"/>
+        </w:rPr>
+        <w:t>szomszedokatLekerdez</w:t>
+      </w:r>
+      <w:proofErr w:type="spellEnd"/>
+      <w:r>
+        <w:rPr>
+          <w:sz w:val="20"/>
+          <w:szCs w:val="20"/>
+        </w:rPr>
+        <w:t>(</w:t>
+      </w:r>
+      <w:proofErr w:type="gramEnd"/>
+      <w:r>
+        <w:rPr>
+          <w:sz w:val="20"/>
+          <w:szCs w:val="20"/>
+        </w:rPr>
+        <w:t>): Visszaadja a szomszédos, áthaladásra alkalmas pontokat.</w:t>
       </w:r>
     </w:p>
     <w:p>
@@ -2463,8 +3464,17 @@
           <w:sz w:val="20"/>
           <w:szCs w:val="20"/>
         </w:rPr>
-        <w:t xml:space="preserve"> Mezo</w:t>
-      </w:r>
+        <w:t xml:space="preserve"> </w:t>
+      </w:r>
+      <w:proofErr w:type="spellStart"/>
+      <w:r>
+        <w:rPr>
+          <w:sz w:val="20"/>
+          <w:szCs w:val="20"/>
+        </w:rPr>
+        <w:t>Mezo</w:t>
+      </w:r>
+      <w:proofErr w:type="spellEnd"/>
     </w:p>
     <w:p>
       <w:pPr>
@@ -2493,7 +3503,39 @@
           <w:sz w:val="20"/>
           <w:szCs w:val="20"/>
         </w:rPr>
-        <w:t xml:space="preserve"> szomszedok: Mezo, ki a túloldali szereplő: a többi hálózati pont, mi a kapcsolat célja: a lehetséges haladási irányok (előre/hátra/oldalra) ismerete.</w:t>
+        <w:t xml:space="preserve"> </w:t>
+      </w:r>
+      <w:proofErr w:type="spellStart"/>
+      <w:r>
+        <w:rPr>
+          <w:sz w:val="20"/>
+          <w:szCs w:val="20"/>
+        </w:rPr>
+        <w:t>szomszedok</w:t>
+      </w:r>
+      <w:proofErr w:type="spellEnd"/>
+      <w:r>
+        <w:rPr>
+          <w:sz w:val="20"/>
+          <w:szCs w:val="20"/>
+        </w:rPr>
+        <w:t xml:space="preserve">: </w:t>
+      </w:r>
+      <w:proofErr w:type="spellStart"/>
+      <w:r>
+        <w:rPr>
+          <w:sz w:val="20"/>
+          <w:szCs w:val="20"/>
+        </w:rPr>
+        <w:t>Mezo</w:t>
+      </w:r>
+      <w:proofErr w:type="spellEnd"/>
+      <w:r>
+        <w:rPr>
+          <w:sz w:val="20"/>
+          <w:szCs w:val="20"/>
+        </w:rPr>
+        <w:t>, ki a túloldali szereplő: a többi hálózati pont, mi a kapcsolat célja: a lehetséges haladási irányok (előre/hátra/oldalra) ismerete.</w:t>
       </w:r>
     </w:p>
     <w:p>
@@ -2523,7 +3565,55 @@
           <w:sz w:val="20"/>
           <w:szCs w:val="20"/>
         </w:rPr>
-        <w:t xml:space="preserve"> hoVastagsag: int, mire való: a sávra esett hó mennyiségét tárolja. jeges: boolean, mire való: jelzi, ha a letaposott hóból jégpáncél képződött. taposasokSzama: int, mire való: nyilvántartja, hány autó ment át a sávon, ami a jegesedés feltétele.</w:t>
+        <w:t xml:space="preserve"> </w:t>
+      </w:r>
+      <w:proofErr w:type="spellStart"/>
+      <w:r>
+        <w:rPr>
+          <w:sz w:val="20"/>
+          <w:szCs w:val="20"/>
+        </w:rPr>
+        <w:t>hoVastagsag</w:t>
+      </w:r>
+      <w:proofErr w:type="spellEnd"/>
+      <w:r>
+        <w:rPr>
+          <w:sz w:val="20"/>
+          <w:szCs w:val="20"/>
+        </w:rPr>
+        <w:t xml:space="preserve">: int, mire való: a sávra esett hó mennyiségét tárolja. jeges: </w:t>
+      </w:r>
+      <w:proofErr w:type="spellStart"/>
+      <w:r>
+        <w:rPr>
+          <w:sz w:val="20"/>
+          <w:szCs w:val="20"/>
+        </w:rPr>
+        <w:t>boolean</w:t>
+      </w:r>
+      <w:proofErr w:type="spellEnd"/>
+      <w:r>
+        <w:rPr>
+          <w:sz w:val="20"/>
+          <w:szCs w:val="20"/>
+        </w:rPr>
+        <w:t xml:space="preserve">, mire való: jelzi, ha a letaposott hóból jégpáncél képződött. </w:t>
+      </w:r>
+      <w:proofErr w:type="spellStart"/>
+      <w:r>
+        <w:rPr>
+          <w:sz w:val="20"/>
+          <w:szCs w:val="20"/>
+        </w:rPr>
+        <w:t>taposasokSzama</w:t>
+      </w:r>
+      <w:proofErr w:type="spellEnd"/>
+      <w:r>
+        <w:rPr>
+          <w:sz w:val="20"/>
+          <w:szCs w:val="20"/>
+        </w:rPr>
+        <w:t>: int, mire való: nyilvántartja, hány autó ment át a sávon, ami a jegesedés feltétele.</w:t>
       </w:r>
     </w:p>
     <w:p>
@@ -2553,27 +3643,275 @@
           <w:sz w:val="20"/>
           <w:szCs w:val="20"/>
         </w:rPr>
-        <w:t xml:space="preserve"> void hoNovekszik(): Havazás esetén megemeli a sávon lévő hó vastagságát. void havatEltakarit(): Törli a hóréteget a sáv tetejéről. void jegetFeltor(): Feltöri a képződött jégpáncélt. void soz(int hatoido): Sót juttat a sávra, amivel meghatározott ideig olvasztja az útfelületet. void jarmuAthalad(): Növeli a taposások számát a járművek elhaladásakor.</w:t>
-      </w:r>
-    </w:p>
-    <w:p>
-      <w:pPr>
-        <w:spacing w:after="0" w:line="240" w:lineRule="auto"/>
-        <w:jc w:val="both"/>
-        <w:rPr>
-          <w:sz w:val="20"/>
-          <w:szCs w:val="20"/>
-        </w:rPr>
-      </w:pPr>
-      <w:r>
-        <w:rPr>
-          <w:b/>
-          <w:bCs/>
-          <w:sz w:val="20"/>
-          <w:szCs w:val="20"/>
-        </w:rPr>
-        <w:t>3.1.8 Keresztezodes</w:t>
-      </w:r>
+        <w:t xml:space="preserve"> </w:t>
+      </w:r>
+      <w:proofErr w:type="spellStart"/>
+      <w:r>
+        <w:rPr>
+          <w:sz w:val="20"/>
+          <w:szCs w:val="20"/>
+        </w:rPr>
+        <w:t>void</w:t>
+      </w:r>
+      <w:proofErr w:type="spellEnd"/>
+      <w:r>
+        <w:rPr>
+          <w:sz w:val="20"/>
+          <w:szCs w:val="20"/>
+        </w:rPr>
+        <w:t xml:space="preserve"> </w:t>
+      </w:r>
+      <w:proofErr w:type="spellStart"/>
+      <w:proofErr w:type="gramStart"/>
+      <w:r>
+        <w:rPr>
+          <w:sz w:val="20"/>
+          <w:szCs w:val="20"/>
+        </w:rPr>
+        <w:t>hoNovekszik</w:t>
+      </w:r>
+      <w:proofErr w:type="spellEnd"/>
+      <w:r>
+        <w:rPr>
+          <w:sz w:val="20"/>
+          <w:szCs w:val="20"/>
+        </w:rPr>
+        <w:t>(</w:t>
+      </w:r>
+      <w:proofErr w:type="gramEnd"/>
+      <w:r>
+        <w:rPr>
+          <w:sz w:val="20"/>
+          <w:szCs w:val="20"/>
+        </w:rPr>
+        <w:t xml:space="preserve">): Havazás esetén megemeli a sávon lévő hó vastagságát. </w:t>
+      </w:r>
+      <w:proofErr w:type="spellStart"/>
+      <w:r>
+        <w:rPr>
+          <w:sz w:val="20"/>
+          <w:szCs w:val="20"/>
+        </w:rPr>
+        <w:t>void</w:t>
+      </w:r>
+      <w:proofErr w:type="spellEnd"/>
+      <w:r>
+        <w:rPr>
+          <w:sz w:val="20"/>
+          <w:szCs w:val="20"/>
+        </w:rPr>
+        <w:t xml:space="preserve"> </w:t>
+      </w:r>
+      <w:proofErr w:type="spellStart"/>
+      <w:proofErr w:type="gramStart"/>
+      <w:r>
+        <w:rPr>
+          <w:sz w:val="20"/>
+          <w:szCs w:val="20"/>
+        </w:rPr>
+        <w:t>havatEltakarit</w:t>
+      </w:r>
+      <w:proofErr w:type="spellEnd"/>
+      <w:r>
+        <w:rPr>
+          <w:sz w:val="20"/>
+          <w:szCs w:val="20"/>
+        </w:rPr>
+        <w:t>(</w:t>
+      </w:r>
+      <w:proofErr w:type="gramEnd"/>
+      <w:r>
+        <w:rPr>
+          <w:sz w:val="20"/>
+          <w:szCs w:val="20"/>
+        </w:rPr>
+        <w:t xml:space="preserve">): Törli a hóréteget a sáv </w:t>
+      </w:r>
+      <w:proofErr w:type="spellStart"/>
+      <w:r>
+        <w:rPr>
+          <w:sz w:val="20"/>
+          <w:szCs w:val="20"/>
+        </w:rPr>
+        <w:t>tetejéről</w:t>
+      </w:r>
+      <w:proofErr w:type="spellEnd"/>
+      <w:r>
+        <w:rPr>
+          <w:sz w:val="20"/>
+          <w:szCs w:val="20"/>
+        </w:rPr>
+        <w:t xml:space="preserve">. </w:t>
+      </w:r>
+      <w:proofErr w:type="spellStart"/>
+      <w:r>
+        <w:rPr>
+          <w:sz w:val="20"/>
+          <w:szCs w:val="20"/>
+        </w:rPr>
+        <w:t>void</w:t>
+      </w:r>
+      <w:proofErr w:type="spellEnd"/>
+      <w:r>
+        <w:rPr>
+          <w:sz w:val="20"/>
+          <w:szCs w:val="20"/>
+        </w:rPr>
+        <w:t xml:space="preserve"> </w:t>
+      </w:r>
+      <w:proofErr w:type="spellStart"/>
+      <w:proofErr w:type="gramStart"/>
+      <w:r>
+        <w:rPr>
+          <w:sz w:val="20"/>
+          <w:szCs w:val="20"/>
+        </w:rPr>
+        <w:t>jegetFeltor</w:t>
+      </w:r>
+      <w:proofErr w:type="spellEnd"/>
+      <w:r>
+        <w:rPr>
+          <w:sz w:val="20"/>
+          <w:szCs w:val="20"/>
+        </w:rPr>
+        <w:t>(</w:t>
+      </w:r>
+      <w:proofErr w:type="gramEnd"/>
+      <w:r>
+        <w:rPr>
+          <w:sz w:val="20"/>
+          <w:szCs w:val="20"/>
+        </w:rPr>
+        <w:t xml:space="preserve">): Feltöri a képződött jégpáncélt. </w:t>
+      </w:r>
+      <w:proofErr w:type="spellStart"/>
+      <w:r>
+        <w:rPr>
+          <w:sz w:val="20"/>
+          <w:szCs w:val="20"/>
+        </w:rPr>
+        <w:t>void</w:t>
+      </w:r>
+      <w:proofErr w:type="spellEnd"/>
+      <w:r>
+        <w:rPr>
+          <w:sz w:val="20"/>
+          <w:szCs w:val="20"/>
+        </w:rPr>
+        <w:t xml:space="preserve"> </w:t>
+      </w:r>
+      <w:proofErr w:type="spellStart"/>
+      <w:proofErr w:type="gramStart"/>
+      <w:r>
+        <w:rPr>
+          <w:sz w:val="20"/>
+          <w:szCs w:val="20"/>
+        </w:rPr>
+        <w:t>soz</w:t>
+      </w:r>
+      <w:proofErr w:type="spellEnd"/>
+      <w:r>
+        <w:rPr>
+          <w:sz w:val="20"/>
+          <w:szCs w:val="20"/>
+        </w:rPr>
+        <w:t>(</w:t>
+      </w:r>
+      <w:proofErr w:type="gramEnd"/>
+      <w:r>
+        <w:rPr>
+          <w:sz w:val="20"/>
+          <w:szCs w:val="20"/>
+        </w:rPr>
+        <w:t xml:space="preserve">int </w:t>
+      </w:r>
+      <w:proofErr w:type="spellStart"/>
+      <w:r>
+        <w:rPr>
+          <w:sz w:val="20"/>
+          <w:szCs w:val="20"/>
+        </w:rPr>
+        <w:t>hatoido</w:t>
+      </w:r>
+      <w:proofErr w:type="spellEnd"/>
+      <w:r>
+        <w:rPr>
+          <w:sz w:val="20"/>
+          <w:szCs w:val="20"/>
+        </w:rPr>
+        <w:t xml:space="preserve">): Sót juttat a sávra, amivel meghatározott ideig olvasztja az útfelületet. </w:t>
+      </w:r>
+      <w:proofErr w:type="spellStart"/>
+      <w:r>
+        <w:rPr>
+          <w:sz w:val="20"/>
+          <w:szCs w:val="20"/>
+        </w:rPr>
+        <w:t>void</w:t>
+      </w:r>
+      <w:proofErr w:type="spellEnd"/>
+      <w:r>
+        <w:rPr>
+          <w:sz w:val="20"/>
+          <w:szCs w:val="20"/>
+        </w:rPr>
+        <w:t xml:space="preserve"> </w:t>
+      </w:r>
+      <w:proofErr w:type="spellStart"/>
+      <w:proofErr w:type="gramStart"/>
+      <w:r>
+        <w:rPr>
+          <w:sz w:val="20"/>
+          <w:szCs w:val="20"/>
+        </w:rPr>
+        <w:t>jarmuAthalad</w:t>
+      </w:r>
+      <w:proofErr w:type="spellEnd"/>
+      <w:r>
+        <w:rPr>
+          <w:sz w:val="20"/>
+          <w:szCs w:val="20"/>
+        </w:rPr>
+        <w:t>(</w:t>
+      </w:r>
+      <w:proofErr w:type="gramEnd"/>
+      <w:r>
+        <w:rPr>
+          <w:sz w:val="20"/>
+          <w:szCs w:val="20"/>
+        </w:rPr>
+        <w:t>): Növeli a taposások számát a járművek elhaladásakor.</w:t>
+      </w:r>
+    </w:p>
+    <w:p>
+      <w:pPr>
+        <w:spacing w:after="0" w:line="240" w:lineRule="auto"/>
+        <w:jc w:val="both"/>
+        <w:rPr>
+          <w:sz w:val="20"/>
+          <w:szCs w:val="20"/>
+        </w:rPr>
+      </w:pPr>
+      <w:r>
+        <w:rPr>
+          <w:b/>
+          <w:bCs/>
+          <w:sz w:val="20"/>
+          <w:szCs w:val="20"/>
+        </w:rPr>
+        <w:t xml:space="preserve">3.1.8 </w:t>
+      </w:r>
+      <w:proofErr w:type="spellStart"/>
+      <w:r>
+        <w:rPr>
+          <w:b/>
+          <w:bCs/>
+          <w:sz w:val="20"/>
+          <w:szCs w:val="20"/>
+        </w:rPr>
+        <w:t>Keresztezodes</w:t>
+      </w:r>
+      <w:proofErr w:type="spellEnd"/>
     </w:p>
     <w:p>
       <w:pPr>
@@ -2662,8 +4000,17 @@
           <w:sz w:val="20"/>
           <w:szCs w:val="20"/>
         </w:rPr>
-        <w:t xml:space="preserve"> Mezo</w:t>
-      </w:r>
+        <w:t xml:space="preserve"> </w:t>
+      </w:r>
+      <w:proofErr w:type="spellStart"/>
+      <w:r>
+        <w:rPr>
+          <w:sz w:val="20"/>
+          <w:szCs w:val="20"/>
+        </w:rPr>
+        <w:t>Mezo</w:t>
+      </w:r>
+      <w:proofErr w:type="spellEnd"/>
     </w:p>
     <w:p>
       <w:pPr>
@@ -2692,7 +4039,39 @@
           <w:sz w:val="20"/>
           <w:szCs w:val="20"/>
         </w:rPr>
-        <w:t xml:space="preserve"> szomszedok: Mezo, ki a túloldali szereplő: a becsatlakozó sávok, mi a kapcsolat célja: a csomópont felépítése.</w:t>
+        <w:t xml:space="preserve"> </w:t>
+      </w:r>
+      <w:proofErr w:type="spellStart"/>
+      <w:r>
+        <w:rPr>
+          <w:sz w:val="20"/>
+          <w:szCs w:val="20"/>
+        </w:rPr>
+        <w:t>szomszedok</w:t>
+      </w:r>
+      <w:proofErr w:type="spellEnd"/>
+      <w:r>
+        <w:rPr>
+          <w:sz w:val="20"/>
+          <w:szCs w:val="20"/>
+        </w:rPr>
+        <w:t xml:space="preserve">: </w:t>
+      </w:r>
+      <w:proofErr w:type="spellStart"/>
+      <w:r>
+        <w:rPr>
+          <w:sz w:val="20"/>
+          <w:szCs w:val="20"/>
+        </w:rPr>
+        <w:t>Mezo</w:t>
+      </w:r>
+      <w:proofErr w:type="spellEnd"/>
+      <w:r>
+        <w:rPr>
+          <w:sz w:val="20"/>
+          <w:szCs w:val="20"/>
+        </w:rPr>
+        <w:t>, ki a túloldali szereplő: a becsatlakozó sávok, mi a kapcsolat célja: a csomópont felépítése.</w:t>
       </w:r>
     </w:p>
     <w:p>
@@ -2801,7 +4180,23 @@
           <w:sz w:val="20"/>
           <w:szCs w:val="20"/>
         </w:rPr>
-        <w:t xml:space="preserve"> A hálózat speciális része, amely a hókotrók bázisaként szolgál. Itt várakoznak a gépek, és ez a karbantartás (nyersanyag-töltés, fejcserék) egyetlen helyszíne.</w:t>
+        <w:t xml:space="preserve"> A hálózat speciális része, amely a hókotrók bázisaként szolgál. Itt várakoznak </w:t>
+      </w:r>
+      <w:proofErr w:type="gramStart"/>
+      <w:r>
+        <w:rPr>
+          <w:sz w:val="20"/>
+          <w:szCs w:val="20"/>
+        </w:rPr>
+        <w:t>a gépek,</w:t>
+      </w:r>
+      <w:proofErr w:type="gramEnd"/>
+      <w:r>
+        <w:rPr>
+          <w:sz w:val="20"/>
+          <w:szCs w:val="20"/>
+        </w:rPr>
+        <w:t xml:space="preserve"> és ez a karbantartás (nyersanyag-töltés, fejcserék) egyetlen helyszíne.</w:t>
       </w:r>
     </w:p>
     <w:p>
@@ -2861,8 +4256,17 @@
           <w:sz w:val="20"/>
           <w:szCs w:val="20"/>
         </w:rPr>
-        <w:t xml:space="preserve"> Mezo</w:t>
-      </w:r>
+        <w:t xml:space="preserve"> </w:t>
+      </w:r>
+      <w:proofErr w:type="spellStart"/>
+      <w:r>
+        <w:rPr>
+          <w:sz w:val="20"/>
+          <w:szCs w:val="20"/>
+        </w:rPr>
+        <w:t>Mezo</w:t>
+      </w:r>
+      <w:proofErr w:type="spellEnd"/>
     </w:p>
     <w:p>
       <w:pPr>
@@ -2891,7 +4295,39 @@
           <w:sz w:val="20"/>
           <w:szCs w:val="20"/>
         </w:rPr>
-        <w:t xml:space="preserve"> szomszedok: Mezo, ki a túloldali szereplő: a kivezető sávok, mi a kapcsolat célja: az úthálózathoz való csatlakozás.</w:t>
+        <w:t xml:space="preserve"> </w:t>
+      </w:r>
+      <w:proofErr w:type="spellStart"/>
+      <w:r>
+        <w:rPr>
+          <w:sz w:val="20"/>
+          <w:szCs w:val="20"/>
+        </w:rPr>
+        <w:t>szomszedok</w:t>
+      </w:r>
+      <w:proofErr w:type="spellEnd"/>
+      <w:r>
+        <w:rPr>
+          <w:sz w:val="20"/>
+          <w:szCs w:val="20"/>
+        </w:rPr>
+        <w:t xml:space="preserve">: </w:t>
+      </w:r>
+      <w:proofErr w:type="spellStart"/>
+      <w:r>
+        <w:rPr>
+          <w:sz w:val="20"/>
+          <w:szCs w:val="20"/>
+        </w:rPr>
+        <w:t>Mezo</w:t>
+      </w:r>
+      <w:proofErr w:type="spellEnd"/>
+      <w:r>
+        <w:rPr>
+          <w:sz w:val="20"/>
+          <w:szCs w:val="20"/>
+        </w:rPr>
+        <w:t>, ki a túloldali szereplő: a kivezető sávok, mi a kapcsolat célja: az úthálózathoz való csatlakozás.</w:t>
       </w:r>
     </w:p>
     <w:p>
@@ -2951,27 +4387,170 @@
           <w:sz w:val="20"/>
           <w:szCs w:val="20"/>
         </w:rPr>
-        <w:t xml:space="preserve"> void jarmuvetFeltolt(Hokotro h): Feltölti az adott hókotróra szerelt nyersanyagigényes fej (Só/Kerozin) készletét. void fejetCserel(Hokotro h, HokotroFej ujFej): Lecseréli a járművön található fejet.</w:t>
-      </w:r>
-    </w:p>
-    <w:p>
-      <w:pPr>
-        <w:spacing w:after="0" w:line="240" w:lineRule="auto"/>
-        <w:jc w:val="both"/>
-        <w:rPr>
-          <w:sz w:val="20"/>
-          <w:szCs w:val="20"/>
-        </w:rPr>
-      </w:pPr>
-      <w:r>
-        <w:rPr>
-          <w:b/>
-          <w:bCs/>
-          <w:sz w:val="20"/>
-          <w:szCs w:val="20"/>
-        </w:rPr>
-        <w:t>3.1.10 Vegpont</w:t>
-      </w:r>
+        <w:t xml:space="preserve"> </w:t>
+      </w:r>
+      <w:proofErr w:type="spellStart"/>
+      <w:r>
+        <w:rPr>
+          <w:sz w:val="20"/>
+          <w:szCs w:val="20"/>
+        </w:rPr>
+        <w:t>void</w:t>
+      </w:r>
+      <w:proofErr w:type="spellEnd"/>
+      <w:r>
+        <w:rPr>
+          <w:sz w:val="20"/>
+          <w:szCs w:val="20"/>
+        </w:rPr>
+        <w:t xml:space="preserve"> </w:t>
+      </w:r>
+      <w:proofErr w:type="spellStart"/>
+      <w:proofErr w:type="gramStart"/>
+      <w:r>
+        <w:rPr>
+          <w:sz w:val="20"/>
+          <w:szCs w:val="20"/>
+        </w:rPr>
+        <w:t>jarmuvetFeltolt</w:t>
+      </w:r>
+      <w:proofErr w:type="spellEnd"/>
+      <w:r>
+        <w:rPr>
+          <w:sz w:val="20"/>
+          <w:szCs w:val="20"/>
+        </w:rPr>
+        <w:t>(</w:t>
+      </w:r>
+      <w:proofErr w:type="spellStart"/>
+      <w:proofErr w:type="gramEnd"/>
+      <w:r>
+        <w:rPr>
+          <w:sz w:val="20"/>
+          <w:szCs w:val="20"/>
+        </w:rPr>
+        <w:t>Hokotro</w:t>
+      </w:r>
+      <w:proofErr w:type="spellEnd"/>
+      <w:r>
+        <w:rPr>
+          <w:sz w:val="20"/>
+          <w:szCs w:val="20"/>
+        </w:rPr>
+        <w:t xml:space="preserve"> h): Feltölti az adott hókotróra szerelt nyersanyagigényes fej (Só/Kerozin) készletét. </w:t>
+      </w:r>
+      <w:proofErr w:type="spellStart"/>
+      <w:r>
+        <w:rPr>
+          <w:sz w:val="20"/>
+          <w:szCs w:val="20"/>
+        </w:rPr>
+        <w:t>void</w:t>
+      </w:r>
+      <w:proofErr w:type="spellEnd"/>
+      <w:r>
+        <w:rPr>
+          <w:sz w:val="20"/>
+          <w:szCs w:val="20"/>
+        </w:rPr>
+        <w:t xml:space="preserve"> </w:t>
+      </w:r>
+      <w:proofErr w:type="spellStart"/>
+      <w:proofErr w:type="gramStart"/>
+      <w:r>
+        <w:rPr>
+          <w:sz w:val="20"/>
+          <w:szCs w:val="20"/>
+        </w:rPr>
+        <w:t>fejetCserel</w:t>
+      </w:r>
+      <w:proofErr w:type="spellEnd"/>
+      <w:r>
+        <w:rPr>
+          <w:sz w:val="20"/>
+          <w:szCs w:val="20"/>
+        </w:rPr>
+        <w:t>(</w:t>
+      </w:r>
+      <w:proofErr w:type="spellStart"/>
+      <w:proofErr w:type="gramEnd"/>
+      <w:r>
+        <w:rPr>
+          <w:sz w:val="20"/>
+          <w:szCs w:val="20"/>
+        </w:rPr>
+        <w:t>Hokotro</w:t>
+      </w:r>
+      <w:proofErr w:type="spellEnd"/>
+      <w:r>
+        <w:rPr>
+          <w:sz w:val="20"/>
+          <w:szCs w:val="20"/>
+        </w:rPr>
+        <w:t xml:space="preserve"> h, </w:t>
+      </w:r>
+      <w:proofErr w:type="spellStart"/>
+      <w:r>
+        <w:rPr>
+          <w:sz w:val="20"/>
+          <w:szCs w:val="20"/>
+        </w:rPr>
+        <w:t>HokotroFej</w:t>
+      </w:r>
+      <w:proofErr w:type="spellEnd"/>
+      <w:r>
+        <w:rPr>
+          <w:sz w:val="20"/>
+          <w:szCs w:val="20"/>
+        </w:rPr>
+        <w:t xml:space="preserve"> </w:t>
+      </w:r>
+      <w:proofErr w:type="spellStart"/>
+      <w:r>
+        <w:rPr>
+          <w:sz w:val="20"/>
+          <w:szCs w:val="20"/>
+        </w:rPr>
+        <w:t>ujFej</w:t>
+      </w:r>
+      <w:proofErr w:type="spellEnd"/>
+      <w:r>
+        <w:rPr>
+          <w:sz w:val="20"/>
+          <w:szCs w:val="20"/>
+        </w:rPr>
+        <w:t>): Lecseréli a járművön található fejet.</w:t>
+      </w:r>
+    </w:p>
+    <w:p>
+      <w:pPr>
+        <w:spacing w:after="0" w:line="240" w:lineRule="auto"/>
+        <w:jc w:val="both"/>
+        <w:rPr>
+          <w:sz w:val="20"/>
+          <w:szCs w:val="20"/>
+        </w:rPr>
+      </w:pPr>
+      <w:r>
+        <w:rPr>
+          <w:b/>
+          <w:bCs/>
+          <w:sz w:val="20"/>
+          <w:szCs w:val="20"/>
+        </w:rPr>
+        <w:t xml:space="preserve">3.1.10 </w:t>
+      </w:r>
+      <w:proofErr w:type="spellStart"/>
+      <w:r>
+        <w:rPr>
+          <w:b/>
+          <w:bCs/>
+          <w:sz w:val="20"/>
+          <w:szCs w:val="20"/>
+        </w:rPr>
+        <w:t>Vegpont</w:t>
+      </w:r>
+      <w:proofErr w:type="spellEnd"/>
     </w:p>
     <w:p>
       <w:pPr>
@@ -3060,8 +4639,17 @@
           <w:sz w:val="20"/>
           <w:szCs w:val="20"/>
         </w:rPr>
-        <w:t xml:space="preserve"> Mezo</w:t>
-      </w:r>
+        <w:t xml:space="preserve"> </w:t>
+      </w:r>
+      <w:proofErr w:type="spellStart"/>
+      <w:r>
+        <w:rPr>
+          <w:sz w:val="20"/>
+          <w:szCs w:val="20"/>
+        </w:rPr>
+        <w:t>Mezo</w:t>
+      </w:r>
+      <w:proofErr w:type="spellEnd"/>
     </w:p>
     <w:p>
       <w:pPr>
@@ -3090,7 +4678,39 @@
           <w:sz w:val="20"/>
           <w:szCs w:val="20"/>
         </w:rPr>
-        <w:t xml:space="preserve"> szomszedok: Mezo, ki a túloldali szereplő: a kivezető utak, mi a kapcsolat célja: a forgalom rávezetése a hálózatra.</w:t>
+        <w:t xml:space="preserve"> </w:t>
+      </w:r>
+      <w:proofErr w:type="spellStart"/>
+      <w:r>
+        <w:rPr>
+          <w:sz w:val="20"/>
+          <w:szCs w:val="20"/>
+        </w:rPr>
+        <w:t>szomszedok</w:t>
+      </w:r>
+      <w:proofErr w:type="spellEnd"/>
+      <w:r>
+        <w:rPr>
+          <w:sz w:val="20"/>
+          <w:szCs w:val="20"/>
+        </w:rPr>
+        <w:t xml:space="preserve">: </w:t>
+      </w:r>
+      <w:proofErr w:type="spellStart"/>
+      <w:r>
+        <w:rPr>
+          <w:sz w:val="20"/>
+          <w:szCs w:val="20"/>
+        </w:rPr>
+        <w:t>Mezo</w:t>
+      </w:r>
+      <w:proofErr w:type="spellEnd"/>
+      <w:r>
+        <w:rPr>
+          <w:sz w:val="20"/>
+          <w:szCs w:val="20"/>
+        </w:rPr>
+        <w:t>, ki a túloldali szereplő: a kivezető utak, mi a kapcsolat célja: a forgalom rávezetése a hálózatra.</w:t>
       </w:r>
     </w:p>
     <w:p>
@@ -3120,7 +4740,39 @@
           <w:sz w:val="20"/>
           <w:szCs w:val="20"/>
         </w:rPr>
-        <w:t xml:space="preserve"> tipus: String, mire való: az épület típusának (Lakás, Munkahely, Végállomás) tárolása.</w:t>
+        <w:t xml:space="preserve"> </w:t>
+      </w:r>
+      <w:proofErr w:type="spellStart"/>
+      <w:r>
+        <w:rPr>
+          <w:sz w:val="20"/>
+          <w:szCs w:val="20"/>
+        </w:rPr>
+        <w:t>tipus</w:t>
+      </w:r>
+      <w:proofErr w:type="spellEnd"/>
+      <w:r>
+        <w:rPr>
+          <w:sz w:val="20"/>
+          <w:szCs w:val="20"/>
+        </w:rPr>
+        <w:t xml:space="preserve">: </w:t>
+      </w:r>
+      <w:proofErr w:type="spellStart"/>
+      <w:r>
+        <w:rPr>
+          <w:sz w:val="20"/>
+          <w:szCs w:val="20"/>
+        </w:rPr>
+        <w:t>String</w:t>
+      </w:r>
+      <w:proofErr w:type="spellEnd"/>
+      <w:r>
+        <w:rPr>
+          <w:sz w:val="20"/>
+          <w:szCs w:val="20"/>
+        </w:rPr>
+        <w:t>, mire való: az épület típusának (Lakás, Munkahely, Végállomás) tárolása.</w:t>
       </w:r>
     </w:p>
     <w:p>
@@ -3151,7 +4803,98 @@
           <w:sz w:val="20"/>
           <w:szCs w:val="20"/>
         </w:rPr>
-        <w:t xml:space="preserve"> void jarmuvetIndit(): A végpont kienged egy új járművet az úthálózatra. void jarmuvetFogad(Jarmu j): Befogadja és leparkoltatja a hálózatról érkező járművet.</w:t>
+        <w:t xml:space="preserve"> </w:t>
+      </w:r>
+      <w:proofErr w:type="spellStart"/>
+      <w:r>
+        <w:rPr>
+          <w:sz w:val="20"/>
+          <w:szCs w:val="20"/>
+        </w:rPr>
+        <w:t>void</w:t>
+      </w:r>
+      <w:proofErr w:type="spellEnd"/>
+      <w:r>
+        <w:rPr>
+          <w:sz w:val="20"/>
+          <w:szCs w:val="20"/>
+        </w:rPr>
+        <w:t xml:space="preserve"> </w:t>
+      </w:r>
+      <w:proofErr w:type="spellStart"/>
+      <w:proofErr w:type="gramStart"/>
+      <w:r>
+        <w:rPr>
+          <w:sz w:val="20"/>
+          <w:szCs w:val="20"/>
+        </w:rPr>
+        <w:t>jarmuvetIndit</w:t>
+      </w:r>
+      <w:proofErr w:type="spellEnd"/>
+      <w:r>
+        <w:rPr>
+          <w:sz w:val="20"/>
+          <w:szCs w:val="20"/>
+        </w:rPr>
+        <w:t>(</w:t>
+      </w:r>
+      <w:proofErr w:type="gramEnd"/>
+      <w:r>
+        <w:rPr>
+          <w:sz w:val="20"/>
+          <w:szCs w:val="20"/>
+        </w:rPr>
+        <w:t xml:space="preserve">): A végpont kienged egy új járművet az úthálózatra. </w:t>
+      </w:r>
+      <w:proofErr w:type="spellStart"/>
+      <w:r>
+        <w:rPr>
+          <w:sz w:val="20"/>
+          <w:szCs w:val="20"/>
+        </w:rPr>
+        <w:t>void</w:t>
+      </w:r>
+      <w:proofErr w:type="spellEnd"/>
+      <w:r>
+        <w:rPr>
+          <w:sz w:val="20"/>
+          <w:szCs w:val="20"/>
+        </w:rPr>
+        <w:t xml:space="preserve"> </w:t>
+      </w:r>
+      <w:proofErr w:type="spellStart"/>
+      <w:proofErr w:type="gramStart"/>
+      <w:r>
+        <w:rPr>
+          <w:sz w:val="20"/>
+          <w:szCs w:val="20"/>
+        </w:rPr>
+        <w:t>jarmuvetFogad</w:t>
+      </w:r>
+      <w:proofErr w:type="spellEnd"/>
+      <w:r>
+        <w:rPr>
+          <w:sz w:val="20"/>
+          <w:szCs w:val="20"/>
+        </w:rPr>
+        <w:t>(</w:t>
+      </w:r>
+      <w:proofErr w:type="spellStart"/>
+      <w:proofErr w:type="gramEnd"/>
+      <w:r>
+        <w:rPr>
+          <w:sz w:val="20"/>
+          <w:szCs w:val="20"/>
+        </w:rPr>
+        <w:t>Jarmu</w:t>
+      </w:r>
+      <w:proofErr w:type="spellEnd"/>
+      <w:r>
+        <w:rPr>
+          <w:sz w:val="20"/>
+          <w:szCs w:val="20"/>
+        </w:rPr>
+        <w:t xml:space="preserve"> j): Befogadja és leparkoltatja a hálózatról érkező járművet.</w:t>
       </w:r>
     </w:p>
     <w:p>
@@ -3169,7 +4912,7 @@
           <w:szCs w:val="20"/>
         </w:rPr>
         <w:pict w14:anchorId="34883FC2">
-          <v:rect id="_x0000_i1102" style="width:0;height:1.5pt" o:hralign="center" o:hrstd="t" o:hr="t" fillcolor="#a0a0a0" stroked="f"/>
+          <v:rect id="_x0000_i1026" style="width:0;height:1.5pt" o:hralign="center" o:hrstd="t" o:hr="t" fillcolor="#a0a0a0" stroked="f"/>
         </w:pict>
       </w:r>
     </w:p>
@@ -3210,8 +4953,19 @@
           <w:sz w:val="20"/>
           <w:szCs w:val="20"/>
         </w:rPr>
-        <w:t>3.1.11 Jarmu</w:t>
-      </w:r>
+        <w:t xml:space="preserve">3.1.11 </w:t>
+      </w:r>
+      <w:proofErr w:type="spellStart"/>
+      <w:r>
+        <w:rPr>
+          <w:b/>
+          <w:bCs/>
+          <w:sz w:val="20"/>
+          <w:szCs w:val="20"/>
+        </w:rPr>
+        <w:t>Jarmu</w:t>
+      </w:r>
+      <w:proofErr w:type="spellEnd"/>
     </w:p>
     <w:p>
       <w:pPr>
@@ -3330,7 +5084,55 @@
           <w:sz w:val="20"/>
           <w:szCs w:val="20"/>
         </w:rPr>
-        <w:t xml:space="preserve"> tartozkodik: Mezo, ki a túloldali szereplő: a mező ahol áll, mi a kapcsolat célja: az aktuális pozíció nyilvántartása a gráfban.</w:t>
+        <w:t xml:space="preserve"> </w:t>
+      </w:r>
+      <w:proofErr w:type="spellStart"/>
+      <w:r>
+        <w:rPr>
+          <w:sz w:val="20"/>
+          <w:szCs w:val="20"/>
+        </w:rPr>
+        <w:t>tartozkodik</w:t>
+      </w:r>
+      <w:proofErr w:type="spellEnd"/>
+      <w:r>
+        <w:rPr>
+          <w:sz w:val="20"/>
+          <w:szCs w:val="20"/>
+        </w:rPr>
+        <w:t xml:space="preserve">: </w:t>
+      </w:r>
+      <w:proofErr w:type="spellStart"/>
+      <w:r>
+        <w:rPr>
+          <w:sz w:val="20"/>
+          <w:szCs w:val="20"/>
+        </w:rPr>
+        <w:t>Mezo</w:t>
+      </w:r>
+      <w:proofErr w:type="spellEnd"/>
+      <w:r>
+        <w:rPr>
+          <w:sz w:val="20"/>
+          <w:szCs w:val="20"/>
+        </w:rPr>
+        <w:t xml:space="preserve">, ki a túloldali szereplő: a </w:t>
+      </w:r>
+      <w:proofErr w:type="gramStart"/>
+      <w:r>
+        <w:rPr>
+          <w:sz w:val="20"/>
+          <w:szCs w:val="20"/>
+        </w:rPr>
+        <w:t>mező</w:t>
+      </w:r>
+      <w:proofErr w:type="gramEnd"/>
+      <w:r>
+        <w:rPr>
+          <w:sz w:val="20"/>
+          <w:szCs w:val="20"/>
+        </w:rPr>
+        <w:t xml:space="preserve"> ahol áll, mi a kapcsolat célja: az aktuális pozíció nyilvántartása a gráfban.</w:t>
       </w:r>
     </w:p>
     <w:p>
@@ -3360,7 +5162,39 @@
           <w:sz w:val="20"/>
           <w:szCs w:val="20"/>
         </w:rPr>
-        <w:t xml:space="preserve"> aktualisMezo: Mezo, mire való: a jármű aktuális pozícióját reprezentáló objektum.</w:t>
+        <w:t xml:space="preserve"> </w:t>
+      </w:r>
+      <w:proofErr w:type="spellStart"/>
+      <w:r>
+        <w:rPr>
+          <w:sz w:val="20"/>
+          <w:szCs w:val="20"/>
+        </w:rPr>
+        <w:t>aktualisMezo</w:t>
+      </w:r>
+      <w:proofErr w:type="spellEnd"/>
+      <w:r>
+        <w:rPr>
+          <w:sz w:val="20"/>
+          <w:szCs w:val="20"/>
+        </w:rPr>
+        <w:t xml:space="preserve">: </w:t>
+      </w:r>
+      <w:proofErr w:type="spellStart"/>
+      <w:r>
+        <w:rPr>
+          <w:sz w:val="20"/>
+          <w:szCs w:val="20"/>
+        </w:rPr>
+        <w:t>Mezo</w:t>
+      </w:r>
+      <w:proofErr w:type="spellEnd"/>
+      <w:r>
+        <w:rPr>
+          <w:sz w:val="20"/>
+          <w:szCs w:val="20"/>
+        </w:rPr>
+        <w:t>, mire való: a jármű aktuális pozícióját reprezentáló objektum.</w:t>
       </w:r>
     </w:p>
     <w:p>
@@ -3390,27 +5224,193 @@
           <w:sz w:val="20"/>
           <w:szCs w:val="20"/>
         </w:rPr>
-        <w:t xml:space="preserve"> void lep(Mezo cel): Átmozgatja a járművet az adott célmezőre. void elakad(): Mély hó vagy akadály esetén megállítja a járművet. void utkozik(Jarmu masik): Ütközés esetén gondoskodik a megfelelő reakcióról.</w:t>
-      </w:r>
-    </w:p>
-    <w:p>
-      <w:pPr>
-        <w:spacing w:after="0" w:line="240" w:lineRule="auto"/>
-        <w:jc w:val="both"/>
-        <w:rPr>
-          <w:sz w:val="20"/>
-          <w:szCs w:val="20"/>
-        </w:rPr>
-      </w:pPr>
-      <w:r>
-        <w:rPr>
-          <w:b/>
-          <w:bCs/>
-          <w:sz w:val="20"/>
-          <w:szCs w:val="20"/>
-        </w:rPr>
-        <w:t>3.1.12 Auto</w:t>
-      </w:r>
+        <w:t xml:space="preserve"> </w:t>
+      </w:r>
+      <w:proofErr w:type="spellStart"/>
+      <w:r>
+        <w:rPr>
+          <w:sz w:val="20"/>
+          <w:szCs w:val="20"/>
+        </w:rPr>
+        <w:t>void</w:t>
+      </w:r>
+      <w:proofErr w:type="spellEnd"/>
+      <w:r>
+        <w:rPr>
+          <w:sz w:val="20"/>
+          <w:szCs w:val="20"/>
+        </w:rPr>
+        <w:t xml:space="preserve"> </w:t>
+      </w:r>
+      <w:proofErr w:type="gramStart"/>
+      <w:r>
+        <w:rPr>
+          <w:sz w:val="20"/>
+          <w:szCs w:val="20"/>
+        </w:rPr>
+        <w:t>lep(</w:t>
+      </w:r>
+      <w:proofErr w:type="spellStart"/>
+      <w:proofErr w:type="gramEnd"/>
+      <w:r>
+        <w:rPr>
+          <w:sz w:val="20"/>
+          <w:szCs w:val="20"/>
+        </w:rPr>
+        <w:t>Mezo</w:t>
+      </w:r>
+      <w:proofErr w:type="spellEnd"/>
+      <w:r>
+        <w:rPr>
+          <w:sz w:val="20"/>
+          <w:szCs w:val="20"/>
+        </w:rPr>
+        <w:t xml:space="preserve"> </w:t>
+      </w:r>
+      <w:proofErr w:type="spellStart"/>
+      <w:r>
+        <w:rPr>
+          <w:sz w:val="20"/>
+          <w:szCs w:val="20"/>
+        </w:rPr>
+        <w:t>cel</w:t>
+      </w:r>
+      <w:proofErr w:type="spellEnd"/>
+      <w:r>
+        <w:rPr>
+          <w:sz w:val="20"/>
+          <w:szCs w:val="20"/>
+        </w:rPr>
+        <w:t xml:space="preserve">): Átmozgatja a járművet az adott célmezőre. </w:t>
+      </w:r>
+      <w:proofErr w:type="spellStart"/>
+      <w:r>
+        <w:rPr>
+          <w:sz w:val="20"/>
+          <w:szCs w:val="20"/>
+        </w:rPr>
+        <w:t>void</w:t>
+      </w:r>
+      <w:proofErr w:type="spellEnd"/>
+      <w:r>
+        <w:rPr>
+          <w:sz w:val="20"/>
+          <w:szCs w:val="20"/>
+        </w:rPr>
+        <w:t xml:space="preserve"> </w:t>
+      </w:r>
+      <w:proofErr w:type="gramStart"/>
+      <w:r>
+        <w:rPr>
+          <w:sz w:val="20"/>
+          <w:szCs w:val="20"/>
+        </w:rPr>
+        <w:t>elakad(</w:t>
+      </w:r>
+      <w:proofErr w:type="gramEnd"/>
+      <w:r>
+        <w:rPr>
+          <w:sz w:val="20"/>
+          <w:szCs w:val="20"/>
+        </w:rPr>
+        <w:t xml:space="preserve">): Mély hó vagy akadály esetén megállítja a járművet. </w:t>
+      </w:r>
+      <w:proofErr w:type="spellStart"/>
+      <w:r>
+        <w:rPr>
+          <w:sz w:val="20"/>
+          <w:szCs w:val="20"/>
+        </w:rPr>
+        <w:t>void</w:t>
+      </w:r>
+      <w:proofErr w:type="spellEnd"/>
+      <w:r>
+        <w:rPr>
+          <w:sz w:val="20"/>
+          <w:szCs w:val="20"/>
+        </w:rPr>
+        <w:t xml:space="preserve"> </w:t>
+      </w:r>
+      <w:proofErr w:type="spellStart"/>
+      <w:proofErr w:type="gramStart"/>
+      <w:r>
+        <w:rPr>
+          <w:sz w:val="20"/>
+          <w:szCs w:val="20"/>
+        </w:rPr>
+        <w:t>utkozik</w:t>
+      </w:r>
+      <w:proofErr w:type="spellEnd"/>
+      <w:r>
+        <w:rPr>
+          <w:sz w:val="20"/>
+          <w:szCs w:val="20"/>
+        </w:rPr>
+        <w:t>(</w:t>
+      </w:r>
+      <w:proofErr w:type="spellStart"/>
+      <w:proofErr w:type="gramEnd"/>
+      <w:r>
+        <w:rPr>
+          <w:sz w:val="20"/>
+          <w:szCs w:val="20"/>
+        </w:rPr>
+        <w:t>Jarmu</w:t>
+      </w:r>
+      <w:proofErr w:type="spellEnd"/>
+      <w:r>
+        <w:rPr>
+          <w:sz w:val="20"/>
+          <w:szCs w:val="20"/>
+        </w:rPr>
+        <w:t xml:space="preserve"> </w:t>
+      </w:r>
+      <w:proofErr w:type="spellStart"/>
+      <w:r>
+        <w:rPr>
+          <w:sz w:val="20"/>
+          <w:szCs w:val="20"/>
+        </w:rPr>
+        <w:t>masik</w:t>
+      </w:r>
+      <w:proofErr w:type="spellEnd"/>
+      <w:r>
+        <w:rPr>
+          <w:sz w:val="20"/>
+          <w:szCs w:val="20"/>
+        </w:rPr>
+        <w:t>): Ütközés esetén gondoskodik a megfelelő reakcióról.</w:t>
+      </w:r>
+    </w:p>
+    <w:p>
+      <w:pPr>
+        <w:spacing w:after="0" w:line="240" w:lineRule="auto"/>
+        <w:jc w:val="both"/>
+        <w:rPr>
+          <w:sz w:val="20"/>
+          <w:szCs w:val="20"/>
+        </w:rPr>
+      </w:pPr>
+      <w:r>
+        <w:rPr>
+          <w:b/>
+          <w:bCs/>
+          <w:sz w:val="20"/>
+          <w:szCs w:val="20"/>
+        </w:rPr>
+        <w:t xml:space="preserve">3.1.12 </w:t>
+      </w:r>
+      <w:proofErr w:type="spellStart"/>
+      <w:r>
+        <w:rPr>
+          <w:b/>
+          <w:bCs/>
+          <w:sz w:val="20"/>
+          <w:szCs w:val="20"/>
+        </w:rPr>
+        <w:t>Auto</w:t>
+      </w:r>
+      <w:proofErr w:type="spellEnd"/>
     </w:p>
     <w:p>
       <w:pPr>
@@ -3469,8 +5469,33 @@
           <w:sz w:val="20"/>
           <w:szCs w:val="20"/>
         </w:rPr>
-        <w:t xml:space="preserve"> Jarmu -&gt; Auto</w:t>
-      </w:r>
+        <w:t xml:space="preserve"> </w:t>
+      </w:r>
+      <w:proofErr w:type="spellStart"/>
+      <w:r>
+        <w:rPr>
+          <w:sz w:val="20"/>
+          <w:szCs w:val="20"/>
+        </w:rPr>
+        <w:t>Jarmu</w:t>
+      </w:r>
+      <w:proofErr w:type="spellEnd"/>
+      <w:r>
+        <w:rPr>
+          <w:sz w:val="20"/>
+          <w:szCs w:val="20"/>
+        </w:rPr>
+        <w:t xml:space="preserve"> -&gt; </w:t>
+      </w:r>
+      <w:proofErr w:type="spellStart"/>
+      <w:r>
+        <w:rPr>
+          <w:sz w:val="20"/>
+          <w:szCs w:val="20"/>
+        </w:rPr>
+        <w:t>Auto</w:t>
+      </w:r>
+      <w:proofErr w:type="spellEnd"/>
     </w:p>
     <w:p>
       <w:pPr>
@@ -3529,7 +5554,23 @@
           <w:sz w:val="20"/>
           <w:szCs w:val="20"/>
         </w:rPr>
-        <w:t xml:space="preserve"> Csak az ősosztályból örökölt tartozkodik kapcsolat.</w:t>
+        <w:t xml:space="preserve"> Csak az ősosztályból örökölt </w:t>
+      </w:r>
+      <w:proofErr w:type="spellStart"/>
+      <w:r>
+        <w:rPr>
+          <w:sz w:val="20"/>
+          <w:szCs w:val="20"/>
+        </w:rPr>
+        <w:t>tartozkodik</w:t>
+      </w:r>
+      <w:proofErr w:type="spellEnd"/>
+      <w:r>
+        <w:rPr>
+          <w:sz w:val="20"/>
+          <w:szCs w:val="20"/>
+        </w:rPr>
+        <w:t xml:space="preserve"> kapcsolat.</w:t>
       </w:r>
     </w:p>
     <w:p>
@@ -3589,7 +5630,64 @@
           <w:sz w:val="20"/>
           <w:szCs w:val="20"/>
         </w:rPr>
-        <w:t xml:space="preserve"> void lep(Mezo cel): Felüldefiniált mozgás, amely áthelyezi az autót, közben kiváltva az út letaposását.</w:t>
+        <w:t xml:space="preserve"> </w:t>
+      </w:r>
+      <w:proofErr w:type="spellStart"/>
+      <w:r>
+        <w:rPr>
+          <w:sz w:val="20"/>
+          <w:szCs w:val="20"/>
+        </w:rPr>
+        <w:t>void</w:t>
+      </w:r>
+      <w:proofErr w:type="spellEnd"/>
+      <w:r>
+        <w:rPr>
+          <w:sz w:val="20"/>
+          <w:szCs w:val="20"/>
+        </w:rPr>
+        <w:t xml:space="preserve"> </w:t>
+      </w:r>
+      <w:proofErr w:type="gramStart"/>
+      <w:r>
+        <w:rPr>
+          <w:sz w:val="20"/>
+          <w:szCs w:val="20"/>
+        </w:rPr>
+        <w:t>lep(</w:t>
+      </w:r>
+      <w:proofErr w:type="spellStart"/>
+      <w:proofErr w:type="gramEnd"/>
+      <w:r>
+        <w:rPr>
+          <w:sz w:val="20"/>
+          <w:szCs w:val="20"/>
+        </w:rPr>
+        <w:t>Mezo</w:t>
+      </w:r>
+      <w:proofErr w:type="spellEnd"/>
+      <w:r>
+        <w:rPr>
+          <w:sz w:val="20"/>
+          <w:szCs w:val="20"/>
+        </w:rPr>
+        <w:t xml:space="preserve"> </w:t>
+      </w:r>
+      <w:proofErr w:type="spellStart"/>
+      <w:r>
+        <w:rPr>
+          <w:sz w:val="20"/>
+          <w:szCs w:val="20"/>
+        </w:rPr>
+        <w:t>cel</w:t>
+      </w:r>
+      <w:proofErr w:type="spellEnd"/>
+      <w:r>
+        <w:rPr>
+          <w:sz w:val="20"/>
+          <w:szCs w:val="20"/>
+        </w:rPr>
+        <w:t>): Felüldefiniált mozgás, amely áthelyezi az autót, közben kiváltva az út letaposását.</w:t>
       </w:r>
     </w:p>
     <w:p>
@@ -3668,7 +5766,23 @@
           <w:sz w:val="20"/>
           <w:szCs w:val="20"/>
         </w:rPr>
-        <w:t xml:space="preserve"> Jarmu -&gt; Busz</w:t>
+        <w:t xml:space="preserve"> </w:t>
+      </w:r>
+      <w:proofErr w:type="spellStart"/>
+      <w:r>
+        <w:rPr>
+          <w:sz w:val="20"/>
+          <w:szCs w:val="20"/>
+        </w:rPr>
+        <w:t>Jarmu</w:t>
+      </w:r>
+      <w:proofErr w:type="spellEnd"/>
+      <w:r>
+        <w:rPr>
+          <w:sz w:val="20"/>
+          <w:szCs w:val="20"/>
+        </w:rPr>
+        <w:t xml:space="preserve"> -&gt; Busz</w:t>
       </w:r>
     </w:p>
     <w:p>
@@ -3728,7 +5842,23 @@
           <w:sz w:val="20"/>
           <w:szCs w:val="20"/>
         </w:rPr>
-        <w:t xml:space="preserve"> Csak az örökölt tartozkodik kapcsolat.</w:t>
+        <w:t xml:space="preserve"> Csak az örökölt </w:t>
+      </w:r>
+      <w:proofErr w:type="spellStart"/>
+      <w:r>
+        <w:rPr>
+          <w:sz w:val="20"/>
+          <w:szCs w:val="20"/>
+        </w:rPr>
+        <w:t>tartozkodik</w:t>
+      </w:r>
+      <w:proofErr w:type="spellEnd"/>
+      <w:r>
+        <w:rPr>
+          <w:sz w:val="20"/>
+          <w:szCs w:val="20"/>
+        </w:rPr>
+        <w:t xml:space="preserve"> kapcsolat.</w:t>
       </w:r>
     </w:p>
     <w:p>
@@ -3758,7 +5888,23 @@
           <w:sz w:val="20"/>
           <w:szCs w:val="20"/>
         </w:rPr>
-        <w:t xml:space="preserve"> varakozasiIdo: int, mire való: baleset esetén a mozgásképtelenség hátralévő idejét tárolja.</w:t>
+        <w:t xml:space="preserve"> </w:t>
+      </w:r>
+      <w:proofErr w:type="spellStart"/>
+      <w:r>
+        <w:rPr>
+          <w:sz w:val="20"/>
+          <w:szCs w:val="20"/>
+        </w:rPr>
+        <w:t>varakozasiIdo</w:t>
+      </w:r>
+      <w:proofErr w:type="spellEnd"/>
+      <w:r>
+        <w:rPr>
+          <w:sz w:val="20"/>
+          <w:szCs w:val="20"/>
+        </w:rPr>
+        <w:t>: int, mire való: baleset esetén a mozgásképtelenség hátralévő idejét tárolja.</w:t>
       </w:r>
     </w:p>
     <w:p>
@@ -3788,27 +5934,145 @@
           <w:sz w:val="20"/>
           <w:szCs w:val="20"/>
         </w:rPr>
-        <w:t xml:space="preserve"> void utkozik(Jarmu masik): Megcsúszás esetén lefutó felüldefiniált logika, amely beállítja a mozgásképtelenséget. void fordulotBefejez(): Sikeresen eléri a célállomást, befejezve egy fuvarozási ciklust.</w:t>
-      </w:r>
-    </w:p>
-    <w:p>
-      <w:pPr>
-        <w:spacing w:after="0" w:line="240" w:lineRule="auto"/>
-        <w:jc w:val="both"/>
-        <w:rPr>
-          <w:sz w:val="20"/>
-          <w:szCs w:val="20"/>
-        </w:rPr>
-      </w:pPr>
-      <w:r>
-        <w:rPr>
-          <w:b/>
-          <w:bCs/>
-          <w:sz w:val="20"/>
-          <w:szCs w:val="20"/>
-        </w:rPr>
-        <w:t>3.1.14 Hokotro</w:t>
-      </w:r>
+        <w:t xml:space="preserve"> </w:t>
+      </w:r>
+      <w:proofErr w:type="spellStart"/>
+      <w:r>
+        <w:rPr>
+          <w:sz w:val="20"/>
+          <w:szCs w:val="20"/>
+        </w:rPr>
+        <w:t>void</w:t>
+      </w:r>
+      <w:proofErr w:type="spellEnd"/>
+      <w:r>
+        <w:rPr>
+          <w:sz w:val="20"/>
+          <w:szCs w:val="20"/>
+        </w:rPr>
+        <w:t xml:space="preserve"> </w:t>
+      </w:r>
+      <w:proofErr w:type="spellStart"/>
+      <w:proofErr w:type="gramStart"/>
+      <w:r>
+        <w:rPr>
+          <w:sz w:val="20"/>
+          <w:szCs w:val="20"/>
+        </w:rPr>
+        <w:t>utkozik</w:t>
+      </w:r>
+      <w:proofErr w:type="spellEnd"/>
+      <w:r>
+        <w:rPr>
+          <w:sz w:val="20"/>
+          <w:szCs w:val="20"/>
+        </w:rPr>
+        <w:t>(</w:t>
+      </w:r>
+      <w:proofErr w:type="spellStart"/>
+      <w:proofErr w:type="gramEnd"/>
+      <w:r>
+        <w:rPr>
+          <w:sz w:val="20"/>
+          <w:szCs w:val="20"/>
+        </w:rPr>
+        <w:t>Jarmu</w:t>
+      </w:r>
+      <w:proofErr w:type="spellEnd"/>
+      <w:r>
+        <w:rPr>
+          <w:sz w:val="20"/>
+          <w:szCs w:val="20"/>
+        </w:rPr>
+        <w:t xml:space="preserve"> </w:t>
+      </w:r>
+      <w:proofErr w:type="spellStart"/>
+      <w:r>
+        <w:rPr>
+          <w:sz w:val="20"/>
+          <w:szCs w:val="20"/>
+        </w:rPr>
+        <w:t>masik</w:t>
+      </w:r>
+      <w:proofErr w:type="spellEnd"/>
+      <w:r>
+        <w:rPr>
+          <w:sz w:val="20"/>
+          <w:szCs w:val="20"/>
+        </w:rPr>
+        <w:t xml:space="preserve">): Megcsúszás esetén lefutó felüldefiniált logika, amely beállítja a mozgásképtelenséget. </w:t>
+      </w:r>
+      <w:proofErr w:type="spellStart"/>
+      <w:r>
+        <w:rPr>
+          <w:sz w:val="20"/>
+          <w:szCs w:val="20"/>
+        </w:rPr>
+        <w:t>void</w:t>
+      </w:r>
+      <w:proofErr w:type="spellEnd"/>
+      <w:r>
+        <w:rPr>
+          <w:sz w:val="20"/>
+          <w:szCs w:val="20"/>
+        </w:rPr>
+        <w:t xml:space="preserve"> </w:t>
+      </w:r>
+      <w:proofErr w:type="spellStart"/>
+      <w:proofErr w:type="gramStart"/>
+      <w:r>
+        <w:rPr>
+          <w:sz w:val="20"/>
+          <w:szCs w:val="20"/>
+        </w:rPr>
+        <w:t>fordulotBefejez</w:t>
+      </w:r>
+      <w:proofErr w:type="spellEnd"/>
+      <w:r>
+        <w:rPr>
+          <w:sz w:val="20"/>
+          <w:szCs w:val="20"/>
+        </w:rPr>
+        <w:t>(</w:t>
+      </w:r>
+      <w:proofErr w:type="gramEnd"/>
+      <w:r>
+        <w:rPr>
+          <w:sz w:val="20"/>
+          <w:szCs w:val="20"/>
+        </w:rPr>
+        <w:t>): Sikeresen eléri a célállomást, befejezve egy fuvarozási ciklust.</w:t>
+      </w:r>
+    </w:p>
+    <w:p>
+      <w:pPr>
+        <w:spacing w:after="0" w:line="240" w:lineRule="auto"/>
+        <w:jc w:val="both"/>
+        <w:rPr>
+          <w:sz w:val="20"/>
+          <w:szCs w:val="20"/>
+        </w:rPr>
+      </w:pPr>
+      <w:r>
+        <w:rPr>
+          <w:b/>
+          <w:bCs/>
+          <w:sz w:val="20"/>
+          <w:szCs w:val="20"/>
+        </w:rPr>
+        <w:t xml:space="preserve">3.1.14 </w:t>
+      </w:r>
+      <w:proofErr w:type="spellStart"/>
+      <w:r>
+        <w:rPr>
+          <w:b/>
+          <w:bCs/>
+          <w:sz w:val="20"/>
+          <w:szCs w:val="20"/>
+        </w:rPr>
+        <w:t>Hokotro</w:t>
+      </w:r>
+      <w:proofErr w:type="spellEnd"/>
     </w:p>
     <w:p>
       <w:pPr>
@@ -3867,8 +6131,33 @@
           <w:sz w:val="20"/>
           <w:szCs w:val="20"/>
         </w:rPr>
-        <w:t xml:space="preserve"> Jarmu -&gt; Hokotro</w:t>
-      </w:r>
+        <w:t xml:space="preserve"> </w:t>
+      </w:r>
+      <w:proofErr w:type="spellStart"/>
+      <w:r>
+        <w:rPr>
+          <w:sz w:val="20"/>
+          <w:szCs w:val="20"/>
+        </w:rPr>
+        <w:t>Jarmu</w:t>
+      </w:r>
+      <w:proofErr w:type="spellEnd"/>
+      <w:r>
+        <w:rPr>
+          <w:sz w:val="20"/>
+          <w:szCs w:val="20"/>
+        </w:rPr>
+        <w:t xml:space="preserve"> -&gt; </w:t>
+      </w:r>
+      <w:proofErr w:type="spellStart"/>
+      <w:r>
+        <w:rPr>
+          <w:sz w:val="20"/>
+          <w:szCs w:val="20"/>
+        </w:rPr>
+        <w:t>Hokotro</w:t>
+      </w:r>
+      <w:proofErr w:type="spellEnd"/>
     </w:p>
     <w:p>
       <w:pPr>
@@ -3927,7 +6216,55 @@
           <w:sz w:val="20"/>
           <w:szCs w:val="20"/>
         </w:rPr>
-        <w:t xml:space="preserve"> hasznal: HokotroFej, ki a túloldali szereplő: az aktuális tisztítófej, mi a kapcsolat célja: a takarítási feladatok delegálása a fejnek (Strategy minta).</w:t>
+        <w:t xml:space="preserve"> </w:t>
+      </w:r>
+      <w:proofErr w:type="spellStart"/>
+      <w:r>
+        <w:rPr>
+          <w:sz w:val="20"/>
+          <w:szCs w:val="20"/>
+        </w:rPr>
+        <w:t>hasznal</w:t>
+      </w:r>
+      <w:proofErr w:type="spellEnd"/>
+      <w:r>
+        <w:rPr>
+          <w:sz w:val="20"/>
+          <w:szCs w:val="20"/>
+        </w:rPr>
+        <w:t xml:space="preserve">: </w:t>
+      </w:r>
+      <w:proofErr w:type="spellStart"/>
+      <w:r>
+        <w:rPr>
+          <w:sz w:val="20"/>
+          <w:szCs w:val="20"/>
+        </w:rPr>
+        <w:t>HokotroFej</w:t>
+      </w:r>
+      <w:proofErr w:type="spellEnd"/>
+      <w:r>
+        <w:rPr>
+          <w:sz w:val="20"/>
+          <w:szCs w:val="20"/>
+        </w:rPr>
+        <w:t>, ki a túloldali szereplő: az aktuális tisztítófej, mi a kapcsolat célja: a takarítási feladatok delegálása a fejnek (</w:t>
+      </w:r>
+      <w:proofErr w:type="spellStart"/>
+      <w:r>
+        <w:rPr>
+          <w:sz w:val="20"/>
+          <w:szCs w:val="20"/>
+        </w:rPr>
+        <w:t>Strategy</w:t>
+      </w:r>
+      <w:proofErr w:type="spellEnd"/>
+      <w:r>
+        <w:rPr>
+          <w:sz w:val="20"/>
+          <w:szCs w:val="20"/>
+        </w:rPr>
+        <w:t xml:space="preserve"> minta).</w:t>
       </w:r>
     </w:p>
     <w:p>
@@ -3957,7 +6294,39 @@
           <w:sz w:val="20"/>
           <w:szCs w:val="20"/>
         </w:rPr>
-        <w:t xml:space="preserve"> felszereltFej: HokotroFej, mire való: a hókotróra felrakott, éppen aktív tisztítófej referenciáját tárolja.</w:t>
+        <w:t xml:space="preserve"> </w:t>
+      </w:r>
+      <w:proofErr w:type="spellStart"/>
+      <w:r>
+        <w:rPr>
+          <w:sz w:val="20"/>
+          <w:szCs w:val="20"/>
+        </w:rPr>
+        <w:t>felszereltFej</w:t>
+      </w:r>
+      <w:proofErr w:type="spellEnd"/>
+      <w:r>
+        <w:rPr>
+          <w:sz w:val="20"/>
+          <w:szCs w:val="20"/>
+        </w:rPr>
+        <w:t xml:space="preserve">: </w:t>
+      </w:r>
+      <w:proofErr w:type="spellStart"/>
+      <w:r>
+        <w:rPr>
+          <w:sz w:val="20"/>
+          <w:szCs w:val="20"/>
+        </w:rPr>
+        <w:t>HokotroFej</w:t>
+      </w:r>
+      <w:proofErr w:type="spellEnd"/>
+      <w:r>
+        <w:rPr>
+          <w:sz w:val="20"/>
+          <w:szCs w:val="20"/>
+        </w:rPr>
+        <w:t>, mire való: a hókotróra felrakott, éppen aktív tisztítófej referenciáját tárolja.</w:t>
       </w:r>
     </w:p>
     <w:p>
@@ -3987,7 +6356,114 @@
           <w:sz w:val="20"/>
           <w:szCs w:val="20"/>
         </w:rPr>
-        <w:t xml:space="preserve"> void lep(Mezo cel): A jármű átlép a célmezőre és haladása során aktiválja a rászerelt fejet is. void ujFejetFelszerel(HokotroFej f): Lecseréli a jelenlegi tisztítófejet a paraméterben kapott új fejre.</w:t>
+        <w:t xml:space="preserve"> </w:t>
+      </w:r>
+      <w:proofErr w:type="spellStart"/>
+      <w:r>
+        <w:rPr>
+          <w:sz w:val="20"/>
+          <w:szCs w:val="20"/>
+        </w:rPr>
+        <w:t>void</w:t>
+      </w:r>
+      <w:proofErr w:type="spellEnd"/>
+      <w:r>
+        <w:rPr>
+          <w:sz w:val="20"/>
+          <w:szCs w:val="20"/>
+        </w:rPr>
+        <w:t xml:space="preserve"> </w:t>
+      </w:r>
+      <w:proofErr w:type="gramStart"/>
+      <w:r>
+        <w:rPr>
+          <w:sz w:val="20"/>
+          <w:szCs w:val="20"/>
+        </w:rPr>
+        <w:t>lep(</w:t>
+      </w:r>
+      <w:proofErr w:type="spellStart"/>
+      <w:proofErr w:type="gramEnd"/>
+      <w:r>
+        <w:rPr>
+          <w:sz w:val="20"/>
+          <w:szCs w:val="20"/>
+        </w:rPr>
+        <w:t>Mezo</w:t>
+      </w:r>
+      <w:proofErr w:type="spellEnd"/>
+      <w:r>
+        <w:rPr>
+          <w:sz w:val="20"/>
+          <w:szCs w:val="20"/>
+        </w:rPr>
+        <w:t xml:space="preserve"> </w:t>
+      </w:r>
+      <w:proofErr w:type="spellStart"/>
+      <w:r>
+        <w:rPr>
+          <w:sz w:val="20"/>
+          <w:szCs w:val="20"/>
+        </w:rPr>
+        <w:t>cel</w:t>
+      </w:r>
+      <w:proofErr w:type="spellEnd"/>
+      <w:r>
+        <w:rPr>
+          <w:sz w:val="20"/>
+          <w:szCs w:val="20"/>
+        </w:rPr>
+        <w:t xml:space="preserve">): A jármű átlép a célmezőre és haladása során aktiválja a rászerelt fejet is. </w:t>
+      </w:r>
+      <w:proofErr w:type="spellStart"/>
+      <w:r>
+        <w:rPr>
+          <w:sz w:val="20"/>
+          <w:szCs w:val="20"/>
+        </w:rPr>
+        <w:t>void</w:t>
+      </w:r>
+      <w:proofErr w:type="spellEnd"/>
+      <w:r>
+        <w:rPr>
+          <w:sz w:val="20"/>
+          <w:szCs w:val="20"/>
+        </w:rPr>
+        <w:t xml:space="preserve"> </w:t>
+      </w:r>
+      <w:proofErr w:type="spellStart"/>
+      <w:proofErr w:type="gramStart"/>
+      <w:r>
+        <w:rPr>
+          <w:sz w:val="20"/>
+          <w:szCs w:val="20"/>
+        </w:rPr>
+        <w:t>ujFejetFelszerel</w:t>
+      </w:r>
+      <w:proofErr w:type="spellEnd"/>
+      <w:r>
+        <w:rPr>
+          <w:sz w:val="20"/>
+          <w:szCs w:val="20"/>
+        </w:rPr>
+        <w:t>(</w:t>
+      </w:r>
+      <w:proofErr w:type="spellStart"/>
+      <w:proofErr w:type="gramEnd"/>
+      <w:r>
+        <w:rPr>
+          <w:sz w:val="20"/>
+          <w:szCs w:val="20"/>
+        </w:rPr>
+        <w:t>HokotroFej</w:t>
+      </w:r>
+      <w:proofErr w:type="spellEnd"/>
+      <w:r>
+        <w:rPr>
+          <w:sz w:val="20"/>
+          <w:szCs w:val="20"/>
+        </w:rPr>
+        <w:t xml:space="preserve"> f): Lecseréli a jelenlegi tisztítófejet a paraméterben kapott új fejre.</w:t>
       </w:r>
     </w:p>
     <w:p>
@@ -4005,7 +6481,7 @@
           <w:szCs w:val="20"/>
         </w:rPr>
         <w:pict w14:anchorId="6A02C4E6">
-          <v:rect id="_x0000_i1103" style="width:0;height:1.5pt" o:hralign="center" o:hrstd="t" o:hr="t" fillcolor="#a0a0a0" stroked="f"/>
+          <v:rect id="_x0000_i1027" style="width:0;height:1.5pt" o:hralign="center" o:hrstd="t" o:hr="t" fillcolor="#a0a0a0" stroked="f"/>
         </w:pict>
       </w:r>
     </w:p>
@@ -4027,27 +6503,58 @@
           <w:sz w:val="20"/>
           <w:szCs w:val="20"/>
         </w:rPr>
-        <w:t>IV. Hókotró Fejek (Strategy Minta)</w:t>
-      </w:r>
-    </w:p>
-    <w:p>
-      <w:pPr>
-        <w:spacing w:after="0" w:line="240" w:lineRule="auto"/>
-        <w:jc w:val="both"/>
-        <w:rPr>
-          <w:sz w:val="20"/>
-          <w:szCs w:val="20"/>
-        </w:rPr>
-      </w:pPr>
-      <w:r>
-        <w:rPr>
-          <w:b/>
-          <w:bCs/>
-          <w:sz w:val="20"/>
-          <w:szCs w:val="20"/>
-        </w:rPr>
-        <w:t>3.1.15 HokotroFej</w:t>
-      </w:r>
+        <w:t>IV. Hókotró Fejek (</w:t>
+      </w:r>
+      <w:proofErr w:type="spellStart"/>
+      <w:r>
+        <w:rPr>
+          <w:b/>
+          <w:bCs/>
+          <w:sz w:val="20"/>
+          <w:szCs w:val="20"/>
+        </w:rPr>
+        <w:t>Strategy</w:t>
+      </w:r>
+      <w:proofErr w:type="spellEnd"/>
+      <w:r>
+        <w:rPr>
+          <w:b/>
+          <w:bCs/>
+          <w:sz w:val="20"/>
+          <w:szCs w:val="20"/>
+        </w:rPr>
+        <w:t xml:space="preserve"> Minta)</w:t>
+      </w:r>
+    </w:p>
+    <w:p>
+      <w:pPr>
+        <w:spacing w:after="0" w:line="240" w:lineRule="auto"/>
+        <w:jc w:val="both"/>
+        <w:rPr>
+          <w:sz w:val="20"/>
+          <w:szCs w:val="20"/>
+        </w:rPr>
+      </w:pPr>
+      <w:r>
+        <w:rPr>
+          <w:b/>
+          <w:bCs/>
+          <w:sz w:val="20"/>
+          <w:szCs w:val="20"/>
+        </w:rPr>
+        <w:t xml:space="preserve">3.1.15 </w:t>
+      </w:r>
+      <w:proofErr w:type="spellStart"/>
+      <w:r>
+        <w:rPr>
+          <w:b/>
+          <w:bCs/>
+          <w:sz w:val="20"/>
+          <w:szCs w:val="20"/>
+        </w:rPr>
+        <w:t>HokotroFej</w:t>
+      </w:r>
+      <w:proofErr w:type="spellEnd"/>
     </w:p>
     <w:p>
       <w:pPr>
@@ -4167,7 +6674,39 @@
           <w:sz w:val="20"/>
           <w:szCs w:val="20"/>
         </w:rPr>
-        <w:t xml:space="preserve"> hatassal van: Mezo, ki a túloldali szereplő: a sáv, amin dolgozik, mi a kapcsolat célja: a hó/jég állapotának manipulálása.</w:t>
+        <w:t xml:space="preserve"> </w:t>
+      </w:r>
+      <w:proofErr w:type="spellStart"/>
+      <w:r>
+        <w:rPr>
+          <w:sz w:val="20"/>
+          <w:szCs w:val="20"/>
+        </w:rPr>
+        <w:t>hatassal</w:t>
+      </w:r>
+      <w:proofErr w:type="spellEnd"/>
+      <w:r>
+        <w:rPr>
+          <w:sz w:val="20"/>
+          <w:szCs w:val="20"/>
+        </w:rPr>
+        <w:t xml:space="preserve"> van: </w:t>
+      </w:r>
+      <w:proofErr w:type="spellStart"/>
+      <w:r>
+        <w:rPr>
+          <w:sz w:val="20"/>
+          <w:szCs w:val="20"/>
+        </w:rPr>
+        <w:t>Mezo</w:t>
+      </w:r>
+      <w:proofErr w:type="spellEnd"/>
+      <w:r>
+        <w:rPr>
+          <w:sz w:val="20"/>
+          <w:szCs w:val="20"/>
+        </w:rPr>
+        <w:t>, ki a túloldali szereplő: a sáv, amin dolgozik, mi a kapcsolat célja: a hó/jég állapotának manipulálása.</w:t>
       </w:r>
     </w:p>
     <w:p>
@@ -4227,27 +6766,79 @@
           <w:sz w:val="20"/>
           <w:szCs w:val="20"/>
         </w:rPr>
-        <w:t xml:space="preserve"> void tisztit(Mezo m): Absztrakt metódus. Elvégzi a tisztítási folyamatot a kapott mezőn a leszármazott egyedi logikája alapján.</w:t>
-      </w:r>
-    </w:p>
-    <w:p>
-      <w:pPr>
-        <w:spacing w:after="0" w:line="240" w:lineRule="auto"/>
-        <w:jc w:val="both"/>
-        <w:rPr>
-          <w:sz w:val="20"/>
-          <w:szCs w:val="20"/>
-        </w:rPr>
-      </w:pPr>
-      <w:r>
-        <w:rPr>
-          <w:b/>
-          <w:bCs/>
-          <w:sz w:val="20"/>
-          <w:szCs w:val="20"/>
-        </w:rPr>
-        <w:t>3.1.16 HanyoFej</w:t>
-      </w:r>
+        <w:t xml:space="preserve"> </w:t>
+      </w:r>
+      <w:proofErr w:type="spellStart"/>
+      <w:r>
+        <w:rPr>
+          <w:sz w:val="20"/>
+          <w:szCs w:val="20"/>
+        </w:rPr>
+        <w:t>void</w:t>
+      </w:r>
+      <w:proofErr w:type="spellEnd"/>
+      <w:r>
+        <w:rPr>
+          <w:sz w:val="20"/>
+          <w:szCs w:val="20"/>
+        </w:rPr>
+        <w:t xml:space="preserve"> </w:t>
+      </w:r>
+      <w:proofErr w:type="gramStart"/>
+      <w:r>
+        <w:rPr>
+          <w:sz w:val="20"/>
+          <w:szCs w:val="20"/>
+        </w:rPr>
+        <w:t>tisztit(</w:t>
+      </w:r>
+      <w:proofErr w:type="spellStart"/>
+      <w:proofErr w:type="gramEnd"/>
+      <w:r>
+        <w:rPr>
+          <w:sz w:val="20"/>
+          <w:szCs w:val="20"/>
+        </w:rPr>
+        <w:t>Mezo</w:t>
+      </w:r>
+      <w:proofErr w:type="spellEnd"/>
+      <w:r>
+        <w:rPr>
+          <w:sz w:val="20"/>
+          <w:szCs w:val="20"/>
+        </w:rPr>
+        <w:t xml:space="preserve"> m): Absztrakt metódus. Elvégzi a tisztítási folyamatot a kapott mezőn a leszármazott egyedi logikája alapján.</w:t>
+      </w:r>
+    </w:p>
+    <w:p>
+      <w:pPr>
+        <w:spacing w:after="0" w:line="240" w:lineRule="auto"/>
+        <w:jc w:val="both"/>
+        <w:rPr>
+          <w:sz w:val="20"/>
+          <w:szCs w:val="20"/>
+        </w:rPr>
+      </w:pPr>
+      <w:r>
+        <w:rPr>
+          <w:b/>
+          <w:bCs/>
+          <w:sz w:val="20"/>
+          <w:szCs w:val="20"/>
+        </w:rPr>
+        <w:t xml:space="preserve">3.1.16 </w:t>
+      </w:r>
+      <w:proofErr w:type="spellStart"/>
+      <w:r>
+        <w:rPr>
+          <w:b/>
+          <w:bCs/>
+          <w:sz w:val="20"/>
+          <w:szCs w:val="20"/>
+        </w:rPr>
+        <w:t>HanyoFej</w:t>
+      </w:r>
+      <w:proofErr w:type="spellEnd"/>
     </w:p>
     <w:p>
       <w:pPr>
@@ -4306,8 +6897,33 @@
           <w:sz w:val="20"/>
           <w:szCs w:val="20"/>
         </w:rPr>
-        <w:t xml:space="preserve"> HokotroFej -&gt; HanyoFej</w:t>
-      </w:r>
+        <w:t xml:space="preserve"> </w:t>
+      </w:r>
+      <w:proofErr w:type="spellStart"/>
+      <w:r>
+        <w:rPr>
+          <w:sz w:val="20"/>
+          <w:szCs w:val="20"/>
+        </w:rPr>
+        <w:t>HokotroFej</w:t>
+      </w:r>
+      <w:proofErr w:type="spellEnd"/>
+      <w:r>
+        <w:rPr>
+          <w:sz w:val="20"/>
+          <w:szCs w:val="20"/>
+        </w:rPr>
+        <w:t xml:space="preserve"> -&gt; </w:t>
+      </w:r>
+      <w:proofErr w:type="spellStart"/>
+      <w:r>
+        <w:rPr>
+          <w:sz w:val="20"/>
+          <w:szCs w:val="20"/>
+        </w:rPr>
+        <w:t>HanyoFej</w:t>
+      </w:r>
+      <w:proofErr w:type="spellEnd"/>
     </w:p>
     <w:p>
       <w:pPr>
@@ -4426,27 +7042,79 @@
           <w:sz w:val="20"/>
           <w:szCs w:val="20"/>
         </w:rPr>
-        <w:t xml:space="preserve"> void tisztit(Mezo m): Eltakarítja a havat a kapott mezőről a hányó logika szerint.</w:t>
-      </w:r>
-    </w:p>
-    <w:p>
-      <w:pPr>
-        <w:spacing w:after="0" w:line="240" w:lineRule="auto"/>
-        <w:jc w:val="both"/>
-        <w:rPr>
-          <w:sz w:val="20"/>
-          <w:szCs w:val="20"/>
-        </w:rPr>
-      </w:pPr>
-      <w:r>
-        <w:rPr>
-          <w:b/>
-          <w:bCs/>
-          <w:sz w:val="20"/>
-          <w:szCs w:val="20"/>
-        </w:rPr>
-        <w:t>3.1.17 JegtoroFej</w:t>
-      </w:r>
+        <w:t xml:space="preserve"> </w:t>
+      </w:r>
+      <w:proofErr w:type="spellStart"/>
+      <w:r>
+        <w:rPr>
+          <w:sz w:val="20"/>
+          <w:szCs w:val="20"/>
+        </w:rPr>
+        <w:t>void</w:t>
+      </w:r>
+      <w:proofErr w:type="spellEnd"/>
+      <w:r>
+        <w:rPr>
+          <w:sz w:val="20"/>
+          <w:szCs w:val="20"/>
+        </w:rPr>
+        <w:t xml:space="preserve"> </w:t>
+      </w:r>
+      <w:proofErr w:type="gramStart"/>
+      <w:r>
+        <w:rPr>
+          <w:sz w:val="20"/>
+          <w:szCs w:val="20"/>
+        </w:rPr>
+        <w:t>tisztit(</w:t>
+      </w:r>
+      <w:proofErr w:type="spellStart"/>
+      <w:proofErr w:type="gramEnd"/>
+      <w:r>
+        <w:rPr>
+          <w:sz w:val="20"/>
+          <w:szCs w:val="20"/>
+        </w:rPr>
+        <w:t>Mezo</w:t>
+      </w:r>
+      <w:proofErr w:type="spellEnd"/>
+      <w:r>
+        <w:rPr>
+          <w:sz w:val="20"/>
+          <w:szCs w:val="20"/>
+        </w:rPr>
+        <w:t xml:space="preserve"> m): Eltakarítja a havat a kapott mezőről a hányó logika szerint.</w:t>
+      </w:r>
+    </w:p>
+    <w:p>
+      <w:pPr>
+        <w:spacing w:after="0" w:line="240" w:lineRule="auto"/>
+        <w:jc w:val="both"/>
+        <w:rPr>
+          <w:sz w:val="20"/>
+          <w:szCs w:val="20"/>
+        </w:rPr>
+      </w:pPr>
+      <w:r>
+        <w:rPr>
+          <w:b/>
+          <w:bCs/>
+          <w:sz w:val="20"/>
+          <w:szCs w:val="20"/>
+        </w:rPr>
+        <w:t xml:space="preserve">3.1.17 </w:t>
+      </w:r>
+      <w:proofErr w:type="spellStart"/>
+      <w:r>
+        <w:rPr>
+          <w:b/>
+          <w:bCs/>
+          <w:sz w:val="20"/>
+          <w:szCs w:val="20"/>
+        </w:rPr>
+        <w:t>JegtoroFej</w:t>
+      </w:r>
+      <w:proofErr w:type="spellEnd"/>
     </w:p>
     <w:p>
       <w:pPr>
@@ -4505,8 +7173,33 @@
           <w:sz w:val="20"/>
           <w:szCs w:val="20"/>
         </w:rPr>
-        <w:t xml:space="preserve"> HokotroFej -&gt; JegtoroFej</w:t>
-      </w:r>
+        <w:t xml:space="preserve"> </w:t>
+      </w:r>
+      <w:proofErr w:type="spellStart"/>
+      <w:r>
+        <w:rPr>
+          <w:sz w:val="20"/>
+          <w:szCs w:val="20"/>
+        </w:rPr>
+        <w:t>HokotroFej</w:t>
+      </w:r>
+      <w:proofErr w:type="spellEnd"/>
+      <w:r>
+        <w:rPr>
+          <w:sz w:val="20"/>
+          <w:szCs w:val="20"/>
+        </w:rPr>
+        <w:t xml:space="preserve"> -&gt; </w:t>
+      </w:r>
+      <w:proofErr w:type="spellStart"/>
+      <w:r>
+        <w:rPr>
+          <w:sz w:val="20"/>
+          <w:szCs w:val="20"/>
+        </w:rPr>
+        <w:t>JegtoroFej</w:t>
+      </w:r>
+      <w:proofErr w:type="spellEnd"/>
     </w:p>
     <w:p>
       <w:pPr>
@@ -4625,27 +7318,79 @@
           <w:sz w:val="20"/>
           <w:szCs w:val="20"/>
         </w:rPr>
-        <w:t xml:space="preserve"> void tisztit(Mezo m): Szétzúzza a jégpáncélt a kapott mezőn, azt hóra konvertálva.</w:t>
-      </w:r>
-    </w:p>
-    <w:p>
-      <w:pPr>
-        <w:spacing w:after="0" w:line="240" w:lineRule="auto"/>
-        <w:jc w:val="both"/>
-        <w:rPr>
-          <w:sz w:val="20"/>
-          <w:szCs w:val="20"/>
-        </w:rPr>
-      </w:pPr>
-      <w:r>
-        <w:rPr>
-          <w:b/>
-          <w:bCs/>
-          <w:sz w:val="20"/>
-          <w:szCs w:val="20"/>
-        </w:rPr>
-        <w:t>3.1.18 SarkanyFej</w:t>
-      </w:r>
+        <w:t xml:space="preserve"> </w:t>
+      </w:r>
+      <w:proofErr w:type="spellStart"/>
+      <w:r>
+        <w:rPr>
+          <w:sz w:val="20"/>
+          <w:szCs w:val="20"/>
+        </w:rPr>
+        <w:t>void</w:t>
+      </w:r>
+      <w:proofErr w:type="spellEnd"/>
+      <w:r>
+        <w:rPr>
+          <w:sz w:val="20"/>
+          <w:szCs w:val="20"/>
+        </w:rPr>
+        <w:t xml:space="preserve"> </w:t>
+      </w:r>
+      <w:proofErr w:type="gramStart"/>
+      <w:r>
+        <w:rPr>
+          <w:sz w:val="20"/>
+          <w:szCs w:val="20"/>
+        </w:rPr>
+        <w:t>tisztit(</w:t>
+      </w:r>
+      <w:proofErr w:type="spellStart"/>
+      <w:proofErr w:type="gramEnd"/>
+      <w:r>
+        <w:rPr>
+          <w:sz w:val="20"/>
+          <w:szCs w:val="20"/>
+        </w:rPr>
+        <w:t>Mezo</w:t>
+      </w:r>
+      <w:proofErr w:type="spellEnd"/>
+      <w:r>
+        <w:rPr>
+          <w:sz w:val="20"/>
+          <w:szCs w:val="20"/>
+        </w:rPr>
+        <w:t xml:space="preserve"> m): Szétzúzza a jégpáncélt a kapott mezőn, azt hóra konvertálva.</w:t>
+      </w:r>
+    </w:p>
+    <w:p>
+      <w:pPr>
+        <w:spacing w:after="0" w:line="240" w:lineRule="auto"/>
+        <w:jc w:val="both"/>
+        <w:rPr>
+          <w:sz w:val="20"/>
+          <w:szCs w:val="20"/>
+        </w:rPr>
+      </w:pPr>
+      <w:r>
+        <w:rPr>
+          <w:b/>
+          <w:bCs/>
+          <w:sz w:val="20"/>
+          <w:szCs w:val="20"/>
+        </w:rPr>
+        <w:t xml:space="preserve">3.1.18 </w:t>
+      </w:r>
+      <w:proofErr w:type="spellStart"/>
+      <w:r>
+        <w:rPr>
+          <w:b/>
+          <w:bCs/>
+          <w:sz w:val="20"/>
+          <w:szCs w:val="20"/>
+        </w:rPr>
+        <w:t>SarkanyFej</w:t>
+      </w:r>
+      <w:proofErr w:type="spellEnd"/>
     </w:p>
     <w:p>
       <w:pPr>
@@ -4674,7 +7419,23 @@
           <w:sz w:val="20"/>
           <w:szCs w:val="20"/>
         </w:rPr>
-        <w:t xml:space="preserve"> A legdrágább eszköz, amely gázturbina segítségével azonnal elolvaszt minden havat és jeget. Működéséhez biokerozin-ellátás szükséges.</w:t>
+        <w:t xml:space="preserve"> A legdrágább eszköz, amely gázturbina segítségével azonnal elolvaszt minden havat és jeget. Működéséhez </w:t>
+      </w:r>
+      <w:proofErr w:type="spellStart"/>
+      <w:r>
+        <w:rPr>
+          <w:sz w:val="20"/>
+          <w:szCs w:val="20"/>
+        </w:rPr>
+        <w:t>biokerozin</w:t>
+      </w:r>
+      <w:proofErr w:type="spellEnd"/>
+      <w:r>
+        <w:rPr>
+          <w:sz w:val="20"/>
+          <w:szCs w:val="20"/>
+        </w:rPr>
+        <w:t>-ellátás szükséges.</w:t>
       </w:r>
     </w:p>
     <w:p>
@@ -4704,8 +7465,33 @@
           <w:sz w:val="20"/>
           <w:szCs w:val="20"/>
         </w:rPr>
-        <w:t xml:space="preserve"> HokotroFej -&gt; SarkanyFej</w:t>
-      </w:r>
+        <w:t xml:space="preserve"> </w:t>
+      </w:r>
+      <w:proofErr w:type="spellStart"/>
+      <w:r>
+        <w:rPr>
+          <w:sz w:val="20"/>
+          <w:szCs w:val="20"/>
+        </w:rPr>
+        <w:t>HokotroFej</w:t>
+      </w:r>
+      <w:proofErr w:type="spellEnd"/>
+      <w:r>
+        <w:rPr>
+          <w:sz w:val="20"/>
+          <w:szCs w:val="20"/>
+        </w:rPr>
+        <w:t xml:space="preserve"> -&gt; </w:t>
+      </w:r>
+      <w:proofErr w:type="spellStart"/>
+      <w:r>
+        <w:rPr>
+          <w:sz w:val="20"/>
+          <w:szCs w:val="20"/>
+        </w:rPr>
+        <w:t>SarkanyFej</w:t>
+      </w:r>
+      <w:proofErr w:type="spellEnd"/>
     </w:p>
     <w:p>
       <w:pPr>
@@ -4794,7 +7580,39 @@
           <w:sz w:val="20"/>
           <w:szCs w:val="20"/>
         </w:rPr>
-        <w:t xml:space="preserve"> kerozinKeszlet: int, mire való: a fejben tárolt és még felhasználható biokerozin mennyisége.</w:t>
+        <w:t xml:space="preserve"> </w:t>
+      </w:r>
+      <w:proofErr w:type="spellStart"/>
+      <w:r>
+        <w:rPr>
+          <w:sz w:val="20"/>
+          <w:szCs w:val="20"/>
+        </w:rPr>
+        <w:t>kerozinKeszlet</w:t>
+      </w:r>
+      <w:proofErr w:type="spellEnd"/>
+      <w:r>
+        <w:rPr>
+          <w:sz w:val="20"/>
+          <w:szCs w:val="20"/>
+        </w:rPr>
+        <w:t xml:space="preserve">: int, mire való: a fejben tárolt és még felhasználható </w:t>
+      </w:r>
+      <w:proofErr w:type="spellStart"/>
+      <w:r>
+        <w:rPr>
+          <w:sz w:val="20"/>
+          <w:szCs w:val="20"/>
+        </w:rPr>
+        <w:t>biokerozin</w:t>
+      </w:r>
+      <w:proofErr w:type="spellEnd"/>
+      <w:r>
+        <w:rPr>
+          <w:sz w:val="20"/>
+          <w:szCs w:val="20"/>
+        </w:rPr>
+        <w:t xml:space="preserve"> mennyisége.</w:t>
       </w:r>
     </w:p>
     <w:p>
@@ -4824,27 +7642,79 @@
           <w:sz w:val="20"/>
           <w:szCs w:val="20"/>
         </w:rPr>
-        <w:t xml:space="preserve"> void tisztit(Mezo m): Kerozint fogyasztva elolvaszt mindent a kapott mezőről.</w:t>
-      </w:r>
-    </w:p>
-    <w:p>
-      <w:pPr>
-        <w:spacing w:after="0" w:line="240" w:lineRule="auto"/>
-        <w:jc w:val="both"/>
-        <w:rPr>
-          <w:sz w:val="20"/>
-          <w:szCs w:val="20"/>
-        </w:rPr>
-      </w:pPr>
-      <w:r>
-        <w:rPr>
-          <w:b/>
-          <w:bCs/>
-          <w:sz w:val="20"/>
-          <w:szCs w:val="20"/>
-        </w:rPr>
-        <w:t>3.1.19 SoproFej</w:t>
-      </w:r>
+        <w:t xml:space="preserve"> </w:t>
+      </w:r>
+      <w:proofErr w:type="spellStart"/>
+      <w:r>
+        <w:rPr>
+          <w:sz w:val="20"/>
+          <w:szCs w:val="20"/>
+        </w:rPr>
+        <w:t>void</w:t>
+      </w:r>
+      <w:proofErr w:type="spellEnd"/>
+      <w:r>
+        <w:rPr>
+          <w:sz w:val="20"/>
+          <w:szCs w:val="20"/>
+        </w:rPr>
+        <w:t xml:space="preserve"> </w:t>
+      </w:r>
+      <w:proofErr w:type="gramStart"/>
+      <w:r>
+        <w:rPr>
+          <w:sz w:val="20"/>
+          <w:szCs w:val="20"/>
+        </w:rPr>
+        <w:t>tisztit(</w:t>
+      </w:r>
+      <w:proofErr w:type="spellStart"/>
+      <w:proofErr w:type="gramEnd"/>
+      <w:r>
+        <w:rPr>
+          <w:sz w:val="20"/>
+          <w:szCs w:val="20"/>
+        </w:rPr>
+        <w:t>Mezo</w:t>
+      </w:r>
+      <w:proofErr w:type="spellEnd"/>
+      <w:r>
+        <w:rPr>
+          <w:sz w:val="20"/>
+          <w:szCs w:val="20"/>
+        </w:rPr>
+        <w:t xml:space="preserve"> m): Kerozint fogyasztva elolvaszt mindent a kapott mezőről.</w:t>
+      </w:r>
+    </w:p>
+    <w:p>
+      <w:pPr>
+        <w:spacing w:after="0" w:line="240" w:lineRule="auto"/>
+        <w:jc w:val="both"/>
+        <w:rPr>
+          <w:sz w:val="20"/>
+          <w:szCs w:val="20"/>
+        </w:rPr>
+      </w:pPr>
+      <w:r>
+        <w:rPr>
+          <w:b/>
+          <w:bCs/>
+          <w:sz w:val="20"/>
+          <w:szCs w:val="20"/>
+        </w:rPr>
+        <w:t xml:space="preserve">3.1.19 </w:t>
+      </w:r>
+      <w:proofErr w:type="spellStart"/>
+      <w:r>
+        <w:rPr>
+          <w:b/>
+          <w:bCs/>
+          <w:sz w:val="20"/>
+          <w:szCs w:val="20"/>
+        </w:rPr>
+        <w:t>SoproFej</w:t>
+      </w:r>
+      <w:proofErr w:type="spellEnd"/>
     </w:p>
     <w:p>
       <w:pPr>
@@ -4903,8 +7773,33 @@
           <w:sz w:val="20"/>
           <w:szCs w:val="20"/>
         </w:rPr>
-        <w:t xml:space="preserve"> HokotroFej -&gt; SoproFej</w:t>
-      </w:r>
+        <w:t xml:space="preserve"> </w:t>
+      </w:r>
+      <w:proofErr w:type="spellStart"/>
+      <w:r>
+        <w:rPr>
+          <w:sz w:val="20"/>
+          <w:szCs w:val="20"/>
+        </w:rPr>
+        <w:t>HokotroFej</w:t>
+      </w:r>
+      <w:proofErr w:type="spellEnd"/>
+      <w:r>
+        <w:rPr>
+          <w:sz w:val="20"/>
+          <w:szCs w:val="20"/>
+        </w:rPr>
+        <w:t xml:space="preserve"> -&gt; </w:t>
+      </w:r>
+      <w:proofErr w:type="spellStart"/>
+      <w:r>
+        <w:rPr>
+          <w:sz w:val="20"/>
+          <w:szCs w:val="20"/>
+        </w:rPr>
+        <w:t>SoproFej</w:t>
+      </w:r>
+      <w:proofErr w:type="spellEnd"/>
     </w:p>
     <w:p>
       <w:pPr>
@@ -5023,27 +7918,79 @@
           <w:sz w:val="20"/>
           <w:szCs w:val="20"/>
         </w:rPr>
-        <w:t xml:space="preserve"> void tisztit(Mezo m): Oldalra tolja a havat az aktuális mezőről.</w:t>
-      </w:r>
-    </w:p>
-    <w:p>
-      <w:pPr>
-        <w:spacing w:after="0" w:line="240" w:lineRule="auto"/>
-        <w:jc w:val="both"/>
-        <w:rPr>
-          <w:sz w:val="20"/>
-          <w:szCs w:val="20"/>
-        </w:rPr>
-      </w:pPr>
-      <w:r>
-        <w:rPr>
-          <w:b/>
-          <w:bCs/>
-          <w:sz w:val="20"/>
-          <w:szCs w:val="20"/>
-        </w:rPr>
-        <w:t>3.1.20 SoszoroFej</w:t>
-      </w:r>
+        <w:t xml:space="preserve"> </w:t>
+      </w:r>
+      <w:proofErr w:type="spellStart"/>
+      <w:r>
+        <w:rPr>
+          <w:sz w:val="20"/>
+          <w:szCs w:val="20"/>
+        </w:rPr>
+        <w:t>void</w:t>
+      </w:r>
+      <w:proofErr w:type="spellEnd"/>
+      <w:r>
+        <w:rPr>
+          <w:sz w:val="20"/>
+          <w:szCs w:val="20"/>
+        </w:rPr>
+        <w:t xml:space="preserve"> </w:t>
+      </w:r>
+      <w:proofErr w:type="gramStart"/>
+      <w:r>
+        <w:rPr>
+          <w:sz w:val="20"/>
+          <w:szCs w:val="20"/>
+        </w:rPr>
+        <w:t>tisztit(</w:t>
+      </w:r>
+      <w:proofErr w:type="spellStart"/>
+      <w:proofErr w:type="gramEnd"/>
+      <w:r>
+        <w:rPr>
+          <w:sz w:val="20"/>
+          <w:szCs w:val="20"/>
+        </w:rPr>
+        <w:t>Mezo</w:t>
+      </w:r>
+      <w:proofErr w:type="spellEnd"/>
+      <w:r>
+        <w:rPr>
+          <w:sz w:val="20"/>
+          <w:szCs w:val="20"/>
+        </w:rPr>
+        <w:t xml:space="preserve"> m): Oldalra tolja a havat az aktuális mezőről.</w:t>
+      </w:r>
+    </w:p>
+    <w:p>
+      <w:pPr>
+        <w:spacing w:after="0" w:line="240" w:lineRule="auto"/>
+        <w:jc w:val="both"/>
+        <w:rPr>
+          <w:sz w:val="20"/>
+          <w:szCs w:val="20"/>
+        </w:rPr>
+      </w:pPr>
+      <w:r>
+        <w:rPr>
+          <w:b/>
+          <w:bCs/>
+          <w:sz w:val="20"/>
+          <w:szCs w:val="20"/>
+        </w:rPr>
+        <w:t xml:space="preserve">3.1.20 </w:t>
+      </w:r>
+      <w:proofErr w:type="spellStart"/>
+      <w:r>
+        <w:rPr>
+          <w:b/>
+          <w:bCs/>
+          <w:sz w:val="20"/>
+          <w:szCs w:val="20"/>
+        </w:rPr>
+        <w:t>SoszoroFej</w:t>
+      </w:r>
+      <w:proofErr w:type="spellEnd"/>
     </w:p>
     <w:p>
       <w:pPr>
@@ -5102,8 +8049,33 @@
           <w:sz w:val="20"/>
           <w:szCs w:val="20"/>
         </w:rPr>
-        <w:t xml:space="preserve"> HokotroFej -&gt; SoszoroFej</w:t>
-      </w:r>
+        <w:t xml:space="preserve"> </w:t>
+      </w:r>
+      <w:proofErr w:type="spellStart"/>
+      <w:r>
+        <w:rPr>
+          <w:sz w:val="20"/>
+          <w:szCs w:val="20"/>
+        </w:rPr>
+        <w:t>HokotroFej</w:t>
+      </w:r>
+      <w:proofErr w:type="spellEnd"/>
+      <w:r>
+        <w:rPr>
+          <w:sz w:val="20"/>
+          <w:szCs w:val="20"/>
+        </w:rPr>
+        <w:t xml:space="preserve"> -&gt; </w:t>
+      </w:r>
+      <w:proofErr w:type="spellStart"/>
+      <w:r>
+        <w:rPr>
+          <w:sz w:val="20"/>
+          <w:szCs w:val="20"/>
+        </w:rPr>
+        <w:t>SoszoroFej</w:t>
+      </w:r>
+      <w:proofErr w:type="spellEnd"/>
     </w:p>
     <w:p>
       <w:pPr>
@@ -5192,7 +8164,23 @@
           <w:sz w:val="20"/>
           <w:szCs w:val="20"/>
         </w:rPr>
-        <w:t xml:space="preserve"> soKeszlet: int, mire való: a fejben aktuálisan tárolt szórható sómennyiség.</w:t>
+        <w:t xml:space="preserve"> </w:t>
+      </w:r>
+      <w:proofErr w:type="spellStart"/>
+      <w:r>
+        <w:rPr>
+          <w:sz w:val="20"/>
+          <w:szCs w:val="20"/>
+        </w:rPr>
+        <w:t>soKeszlet</w:t>
+      </w:r>
+      <w:proofErr w:type="spellEnd"/>
+      <w:r>
+        <w:rPr>
+          <w:sz w:val="20"/>
+          <w:szCs w:val="20"/>
+        </w:rPr>
+        <w:t>: int, mire való: a fejben aktuálisan tárolt szórható sómennyiség.</w:t>
       </w:r>
     </w:p>
     <w:p>
@@ -5222,88 +8210,1033 @@
           <w:sz w:val="20"/>
           <w:szCs w:val="20"/>
         </w:rPr>
-        <w:t xml:space="preserve"> void tisztit(Mezo m): Sót szór a mezőre a készletből, ami aktiválja a sáv beépített olvasztó logikáját.</w:t>
-      </w:r>
-    </w:p>
-    <w:p>
-      <w:pPr>
-        <w:spacing w:after="0" w:line="240" w:lineRule="auto"/>
-        <w:jc w:val="both"/>
-        <w:rPr>
-          <w:sz w:val="20"/>
-          <w:szCs w:val="20"/>
-        </w:rPr>
-      </w:pPr>
-    </w:p>
-    <w:p>
-      <w:pPr>
-        <w:spacing w:after="0" w:line="240" w:lineRule="auto"/>
-        <w:jc w:val="both"/>
-        <w:rPr>
-          <w:sz w:val="20"/>
-          <w:szCs w:val="20"/>
-        </w:rPr>
-      </w:pPr>
-    </w:p>
-    <w:p>
-      <w:pPr>
-        <w:spacing w:after="0" w:line="240" w:lineRule="auto"/>
-        <w:jc w:val="both"/>
-        <w:rPr>
-          <w:sz w:val="20"/>
-          <w:szCs w:val="20"/>
-        </w:rPr>
-      </w:pPr>
-    </w:p>
-    <w:p>
-      <w:pPr>
-        <w:spacing w:after="0" w:line="240" w:lineRule="auto"/>
-        <w:jc w:val="both"/>
-        <w:rPr>
-          <w:sz w:val="20"/>
-          <w:szCs w:val="20"/>
-        </w:rPr>
-      </w:pPr>
-    </w:p>
-    <w:p>
-      <w:pPr>
-        <w:spacing w:after="0" w:line="240" w:lineRule="auto"/>
-        <w:jc w:val="both"/>
-        <w:rPr>
-          <w:sz w:val="20"/>
-          <w:szCs w:val="20"/>
-        </w:rPr>
-      </w:pPr>
-    </w:p>
-    <w:p>
-      <w:pPr>
-        <w:spacing w:after="0" w:line="240" w:lineRule="auto"/>
-        <w:jc w:val="both"/>
-        <w:rPr>
-          <w:sz w:val="20"/>
-          <w:szCs w:val="20"/>
-        </w:rPr>
-      </w:pPr>
-    </w:p>
-    <w:p>
-      <w:pPr>
-        <w:spacing w:after="0" w:line="240" w:lineRule="auto"/>
-        <w:jc w:val="both"/>
-        <w:rPr>
-          <w:sz w:val="20"/>
-          <w:szCs w:val="20"/>
-        </w:rPr>
-      </w:pPr>
-    </w:p>
-    <w:p>
-      <w:pPr>
-        <w:spacing w:after="0" w:line="240" w:lineRule="auto"/>
-        <w:jc w:val="both"/>
-        <w:rPr>
-          <w:sz w:val="20"/>
-          <w:szCs w:val="20"/>
-        </w:rPr>
-      </w:pPr>
+        <w:t xml:space="preserve"> </w:t>
+      </w:r>
+      <w:proofErr w:type="spellStart"/>
+      <w:r>
+        <w:rPr>
+          <w:sz w:val="20"/>
+          <w:szCs w:val="20"/>
+        </w:rPr>
+        <w:t>void</w:t>
+      </w:r>
+      <w:proofErr w:type="spellEnd"/>
+      <w:r>
+        <w:rPr>
+          <w:sz w:val="20"/>
+          <w:szCs w:val="20"/>
+        </w:rPr>
+        <w:t xml:space="preserve"> </w:t>
+      </w:r>
+      <w:proofErr w:type="gramStart"/>
+      <w:r>
+        <w:rPr>
+          <w:sz w:val="20"/>
+          <w:szCs w:val="20"/>
+        </w:rPr>
+        <w:t>tisztit(</w:t>
+      </w:r>
+      <w:proofErr w:type="spellStart"/>
+      <w:proofErr w:type="gramEnd"/>
+      <w:r>
+        <w:rPr>
+          <w:sz w:val="20"/>
+          <w:szCs w:val="20"/>
+        </w:rPr>
+        <w:t>Mezo</w:t>
+      </w:r>
+      <w:proofErr w:type="spellEnd"/>
+      <w:r>
+        <w:rPr>
+          <w:sz w:val="20"/>
+          <w:szCs w:val="20"/>
+        </w:rPr>
+        <w:t xml:space="preserve"> m): Sót szór a mezőre a készletből, ami aktiválja a sáv beépített olvasztó logikáját.</w:t>
+      </w:r>
+    </w:p>
+    <w:p>
+      <w:pPr>
+        <w:spacing w:after="0" w:line="240" w:lineRule="auto"/>
+        <w:jc w:val="both"/>
+        <w:rPr>
+          <w:sz w:val="20"/>
+          <w:szCs w:val="20"/>
+        </w:rPr>
+      </w:pPr>
+    </w:p>
+    <w:p>
+      <w:pPr>
+        <w:spacing w:after="0" w:line="240" w:lineRule="auto"/>
+        <w:jc w:val="both"/>
+        <w:rPr>
+          <w:sz w:val="20"/>
+          <w:szCs w:val="20"/>
+        </w:rPr>
+      </w:pPr>
+    </w:p>
+    <w:p>
+      <w:pPr>
+        <w:spacing w:after="0" w:line="240" w:lineRule="auto"/>
+        <w:jc w:val="both"/>
+        <w:rPr>
+          <w:sz w:val="20"/>
+          <w:szCs w:val="20"/>
+        </w:rPr>
+      </w:pPr>
+    </w:p>
+    <w:p>
+      <w:pPr>
+        <w:spacing w:after="0" w:line="240" w:lineRule="auto"/>
+        <w:jc w:val="both"/>
+        <w:rPr>
+          <w:sz w:val="20"/>
+          <w:szCs w:val="20"/>
+        </w:rPr>
+      </w:pPr>
+    </w:p>
+    <w:p>
+      <w:pPr>
+        <w:spacing w:after="0" w:line="240" w:lineRule="auto"/>
+        <w:jc w:val="both"/>
+        <w:rPr>
+          <w:sz w:val="20"/>
+          <w:szCs w:val="20"/>
+        </w:rPr>
+      </w:pPr>
+    </w:p>
+    <w:p>
+      <w:pPr>
+        <w:spacing w:after="0" w:line="240" w:lineRule="auto"/>
+        <w:jc w:val="both"/>
+        <w:rPr>
+          <w:sz w:val="20"/>
+          <w:szCs w:val="20"/>
+        </w:rPr>
+      </w:pPr>
+    </w:p>
+    <w:p>
+      <w:pPr>
+        <w:spacing w:after="0" w:line="240" w:lineRule="auto"/>
+        <w:jc w:val="both"/>
+        <w:rPr>
+          <w:sz w:val="20"/>
+          <w:szCs w:val="20"/>
+        </w:rPr>
+      </w:pPr>
+    </w:p>
+    <w:p>
+      <w:pPr>
+        <w:rPr>
+          <w:sz w:val="20"/>
+          <w:szCs w:val="20"/>
+        </w:rPr>
+      </w:pPr>
+      <w:r>
+        <w:rPr>
+          <w:sz w:val="20"/>
+          <w:szCs w:val="20"/>
+        </w:rPr>
+        <w:br w:type="page"/>
+      </w:r>
+    </w:p>
+    <w:p>
+      <w:pPr>
+        <w:spacing w:after="0" w:line="240" w:lineRule="auto"/>
+        <w:jc w:val="both"/>
+        <w:rPr>
+          <w:b/>
+          <w:bCs/>
+          <w:sz w:val="20"/>
+          <w:szCs w:val="20"/>
+        </w:rPr>
+      </w:pPr>
+      <w:r>
+        <w:rPr>
+          <w:b/>
+          <w:bCs/>
+          <w:sz w:val="20"/>
+          <w:szCs w:val="20"/>
+        </w:rPr>
+        <w:lastRenderedPageBreak/>
+        <w:t>3.4 Szekvencia diagramok</w:t>
+      </w:r>
+    </w:p>
+    <w:p>
+      <w:pPr>
+        <w:spacing w:after="0" w:line="240" w:lineRule="auto"/>
+        <w:jc w:val="both"/>
+        <w:rPr>
+          <w:b/>
+          <w:bCs/>
+          <w:sz w:val="20"/>
+          <w:szCs w:val="20"/>
+        </w:rPr>
+      </w:pPr>
+      <w:r>
+        <w:rPr>
+          <w:b/>
+          <w:bCs/>
+          <w:sz w:val="20"/>
+          <w:szCs w:val="20"/>
+        </w:rPr>
+        <w:t>1. Diagram: Inicializálás (A pálya felépítése)</w:t>
+      </w:r>
+    </w:p>
+    <w:p>
+      <w:pPr>
+        <w:spacing w:after="0" w:line="240" w:lineRule="auto"/>
+        <w:jc w:val="both"/>
+        <w:rPr>
+          <w:sz w:val="20"/>
+          <w:szCs w:val="20"/>
+        </w:rPr>
+      </w:pPr>
+      <w:r>
+        <w:rPr>
+          <w:sz w:val="20"/>
+          <w:szCs w:val="20"/>
+        </w:rPr>
+        <w:t xml:space="preserve">A követelmények alapján az inicializálásnál a kapcsolatok kialakítását is be kell mutatni. Itt a </w:t>
+      </w:r>
+      <w:proofErr w:type="spellStart"/>
+      <w:r>
+        <w:rPr>
+          <w:sz w:val="20"/>
+          <w:szCs w:val="20"/>
+        </w:rPr>
+        <w:t>JatekLogika</w:t>
+      </w:r>
+      <w:proofErr w:type="spellEnd"/>
+      <w:r>
+        <w:rPr>
+          <w:sz w:val="20"/>
+          <w:szCs w:val="20"/>
+        </w:rPr>
+        <w:t xml:space="preserve"> létrehozza a sávokat, és leteszi az első autót.</w:t>
+      </w:r>
+    </w:p>
+    <w:p>
+      <w:pPr>
+        <w:spacing w:after="0" w:line="240" w:lineRule="auto"/>
+        <w:jc w:val="both"/>
+        <w:rPr>
+          <w:sz w:val="20"/>
+          <w:szCs w:val="20"/>
+        </w:rPr>
+      </w:pPr>
+    </w:p>
+    <w:p>
+      <w:pPr>
+        <w:spacing w:after="0" w:line="240" w:lineRule="auto"/>
+        <w:jc w:val="both"/>
+        <w:rPr>
+          <w:sz w:val="20"/>
+          <w:szCs w:val="20"/>
+        </w:rPr>
+      </w:pPr>
+      <w:r>
+        <w:rPr>
+          <w:noProof/>
+          <w:sz w:val="20"/>
+          <w:szCs w:val="20"/>
+        </w:rPr>
+        <w:drawing>
+          <wp:inline distT="0" distB="0" distL="0" distR="0" wp14:anchorId="2F2A199B" wp14:editId="263F5D07">
+            <wp:extent cx="5760720" cy="2860040"/>
+            <wp:effectExtent l="0" t="0" r="0" b="0"/>
+            <wp:docPr id="1823376087" name="Kép 2" descr="A képen szöveg, képernyőkép, diagram, tervezés látható&#10;&#10;Előfordulhat, hogy az AI által létrehozott tartalom helytelen."/>
+            <wp:cNvGraphicFramePr>
+              <a:graphicFrameLocks xmlns:a="http://schemas.openxmlformats.org/drawingml/2006/main" noChangeAspect="1"/>
+            </wp:cNvGraphicFramePr>
+            <a:graphic xmlns:a="http://schemas.openxmlformats.org/drawingml/2006/main">
+              <a:graphicData uri="http://schemas.openxmlformats.org/drawingml/2006/picture">
+                <pic:pic xmlns:pic="http://schemas.openxmlformats.org/drawingml/2006/picture">
+                  <pic:nvPicPr>
+                    <pic:cNvPr id="1823376087" name="Kép 2" descr="A képen szöveg, képernyőkép, diagram, tervezés látható&#10;&#10;Előfordulhat, hogy az AI által létrehozott tartalom helytelen."/>
+                    <pic:cNvPicPr>
+                      <a:picLocks noChangeAspect="1" noChangeArrowheads="1"/>
+                    </pic:cNvPicPr>
+                  </pic:nvPicPr>
+                  <pic:blipFill>
+                    <a:blip r:embed="rId9" cstate="print">
+                      <a:extLst>
+                        <a:ext uri="{28A0092B-C50C-407E-A947-70E740481C1C}">
+                          <a14:useLocalDpi xmlns:a14="http://schemas.microsoft.com/office/drawing/2010/main" val="0"/>
+                        </a:ext>
+                      </a:extLst>
+                    </a:blip>
+                    <a:srcRect/>
+                    <a:stretch>
+                      <a:fillRect/>
+                    </a:stretch>
+                  </pic:blipFill>
+                  <pic:spPr bwMode="auto">
+                    <a:xfrm>
+                      <a:off x="0" y="0"/>
+                      <a:ext cx="5760720" cy="2860040"/>
+                    </a:xfrm>
+                    <a:prstGeom prst="rect">
+                      <a:avLst/>
+                    </a:prstGeom>
+                    <a:noFill/>
+                    <a:ln>
+                      <a:noFill/>
+                    </a:ln>
+                  </pic:spPr>
+                </pic:pic>
+              </a:graphicData>
+            </a:graphic>
+          </wp:inline>
+        </w:drawing>
+      </w:r>
+    </w:p>
+    <w:p>
+      <w:pPr>
+        <w:spacing w:after="0" w:line="240" w:lineRule="auto"/>
+        <w:jc w:val="both"/>
+        <w:rPr>
+          <w:sz w:val="20"/>
+          <w:szCs w:val="20"/>
+        </w:rPr>
+      </w:pPr>
+    </w:p>
+    <w:p>
+      <w:pPr>
+        <w:spacing w:after="0" w:line="240" w:lineRule="auto"/>
+        <w:jc w:val="both"/>
+        <w:rPr>
+          <w:sz w:val="20"/>
+          <w:szCs w:val="20"/>
+        </w:rPr>
+      </w:pPr>
+      <w:r>
+        <w:rPr>
+          <w:noProof/>
+        </w:rPr>
+        <w:drawing>
+          <wp:anchor distT="0" distB="0" distL="114300" distR="114300" simplePos="0" relativeHeight="251667456" behindDoc="1" locked="0" layoutInCell="1" allowOverlap="1" wp14:anchorId="75E37115" wp14:editId="400C1239">
+            <wp:simplePos x="0" y="0"/>
+            <wp:positionH relativeFrom="margin">
+              <wp:align>center</wp:align>
+            </wp:positionH>
+            <wp:positionV relativeFrom="paragraph">
+              <wp:posOffset>3718</wp:posOffset>
+            </wp:positionV>
+            <wp:extent cx="3310255" cy="2063115"/>
+            <wp:effectExtent l="0" t="0" r="4445" b="0"/>
+            <wp:wrapTight wrapText="bothSides">
+              <wp:wrapPolygon edited="0">
+                <wp:start x="0" y="0"/>
+                <wp:lineTo x="0" y="21341"/>
+                <wp:lineTo x="21505" y="21341"/>
+                <wp:lineTo x="21505" y="0"/>
+                <wp:lineTo x="0" y="0"/>
+              </wp:wrapPolygon>
+            </wp:wrapTight>
+            <wp:docPr id="816769202" name="Kép 3" descr="PlantUML Diagram"/>
+            <wp:cNvGraphicFramePr>
+              <a:graphicFrameLocks xmlns:a="http://schemas.openxmlformats.org/drawingml/2006/main" noChangeAspect="1"/>
+            </wp:cNvGraphicFramePr>
+            <a:graphic xmlns:a="http://schemas.openxmlformats.org/drawingml/2006/main">
+              <a:graphicData uri="http://schemas.openxmlformats.org/drawingml/2006/picture">
+                <pic:pic xmlns:pic="http://schemas.openxmlformats.org/drawingml/2006/picture">
+                  <pic:nvPicPr>
+                    <pic:cNvPr id="0" name="Picture 11" descr="PlantUML Diagram"/>
+                    <pic:cNvPicPr>
+                      <a:picLocks noChangeAspect="1" noChangeArrowheads="1"/>
+                    </pic:cNvPicPr>
+                  </pic:nvPicPr>
+                  <pic:blipFill>
+                    <a:blip r:embed="rId10">
+                      <a:extLst>
+                        <a:ext uri="{28A0092B-C50C-407E-A947-70E740481C1C}">
+                          <a14:useLocalDpi xmlns:a14="http://schemas.microsoft.com/office/drawing/2010/main" val="0"/>
+                        </a:ext>
+                      </a:extLst>
+                    </a:blip>
+                    <a:srcRect/>
+                    <a:stretch>
+                      <a:fillRect/>
+                    </a:stretch>
+                  </pic:blipFill>
+                  <pic:spPr bwMode="auto">
+                    <a:xfrm>
+                      <a:off x="0" y="0"/>
+                      <a:ext cx="3310255" cy="2063115"/>
+                    </a:xfrm>
+                    <a:prstGeom prst="rect">
+                      <a:avLst/>
+                    </a:prstGeom>
+                    <a:noFill/>
+                    <a:ln>
+                      <a:noFill/>
+                    </a:ln>
+                  </pic:spPr>
+                </pic:pic>
+              </a:graphicData>
+            </a:graphic>
+            <wp14:sizeRelH relativeFrom="margin">
+              <wp14:pctWidth>0</wp14:pctWidth>
+            </wp14:sizeRelH>
+            <wp14:sizeRelV relativeFrom="margin">
+              <wp14:pctHeight>0</wp14:pctHeight>
+            </wp14:sizeRelV>
+          </wp:anchor>
+        </w:drawing>
+      </w:r>
+    </w:p>
+    <w:p>
+      <w:pPr>
+        <w:rPr>
+          <w:sz w:val="20"/>
+          <w:szCs w:val="20"/>
+        </w:rPr>
+      </w:pPr>
+    </w:p>
+    <w:p>
+      <w:pPr>
+        <w:rPr>
+          <w:sz w:val="20"/>
+          <w:szCs w:val="20"/>
+        </w:rPr>
+      </w:pPr>
+    </w:p>
+    <w:p>
+      <w:pPr>
+        <w:rPr>
+          <w:sz w:val="20"/>
+          <w:szCs w:val="20"/>
+        </w:rPr>
+      </w:pPr>
+    </w:p>
+    <w:p>
+      <w:pPr>
+        <w:rPr>
+          <w:sz w:val="20"/>
+          <w:szCs w:val="20"/>
+        </w:rPr>
+      </w:pPr>
+    </w:p>
+    <w:p>
+      <w:pPr>
+        <w:rPr>
+          <w:sz w:val="20"/>
+          <w:szCs w:val="20"/>
+        </w:rPr>
+      </w:pPr>
+    </w:p>
+    <w:p>
+      <w:pPr>
+        <w:rPr>
+          <w:sz w:val="20"/>
+          <w:szCs w:val="20"/>
+        </w:rPr>
+      </w:pPr>
+    </w:p>
+    <w:p>
+      <w:pPr>
+        <w:tabs>
+          <w:tab w:val="left" w:pos="1016"/>
+        </w:tabs>
+        <w:rPr>
+          <w:b/>
+          <w:bCs/>
+          <w:sz w:val="20"/>
+          <w:szCs w:val="20"/>
+        </w:rPr>
+      </w:pPr>
+      <w:r>
+        <w:rPr>
+          <w:b/>
+          <w:bCs/>
+          <w:sz w:val="20"/>
+          <w:szCs w:val="20"/>
+        </w:rPr>
+        <w:drawing>
+          <wp:anchor distT="0" distB="0" distL="114300" distR="114300" simplePos="0" relativeHeight="251671552" behindDoc="1" locked="0" layoutInCell="1" allowOverlap="1" wp14:anchorId="6B78D92D" wp14:editId="1E6B4924">
+            <wp:simplePos x="0" y="0"/>
+            <wp:positionH relativeFrom="column">
+              <wp:posOffset>67823</wp:posOffset>
+            </wp:positionH>
+            <wp:positionV relativeFrom="paragraph">
+              <wp:posOffset>361866</wp:posOffset>
+            </wp:positionV>
+            <wp:extent cx="5760720" cy="2891790"/>
+            <wp:effectExtent l="0" t="0" r="0" b="3810"/>
+            <wp:wrapTight wrapText="bothSides">
+              <wp:wrapPolygon edited="0">
+                <wp:start x="0" y="0"/>
+                <wp:lineTo x="0" y="21486"/>
+                <wp:lineTo x="21500" y="21486"/>
+                <wp:lineTo x="21500" y="0"/>
+                <wp:lineTo x="0" y="0"/>
+              </wp:wrapPolygon>
+            </wp:wrapTight>
+            <wp:docPr id="35637809" name="Kép 1" descr="A képen szöveg, diagram, Tervrajz, Műszaki rajz látható&#10;&#10;Előfordulhat, hogy az AI által létrehozott tartalom helytelen."/>
+            <wp:cNvGraphicFramePr>
+              <a:graphicFrameLocks xmlns:a="http://schemas.openxmlformats.org/drawingml/2006/main" noChangeAspect="1"/>
+            </wp:cNvGraphicFramePr>
+            <a:graphic xmlns:a="http://schemas.openxmlformats.org/drawingml/2006/main">
+              <a:graphicData uri="http://schemas.openxmlformats.org/drawingml/2006/picture">
+                <pic:pic xmlns:pic="http://schemas.openxmlformats.org/drawingml/2006/picture">
+                  <pic:nvPicPr>
+                    <pic:cNvPr id="35637809" name="Kép 1" descr="A képen szöveg, diagram, Tervrajz, Műszaki rajz látható&#10;&#10;Előfordulhat, hogy az AI által létrehozott tartalom helytelen."/>
+                    <pic:cNvPicPr/>
+                  </pic:nvPicPr>
+                  <pic:blipFill>
+                    <a:blip r:embed="rId11">
+                      <a:extLst>
+                        <a:ext uri="{28A0092B-C50C-407E-A947-70E740481C1C}">
+                          <a14:useLocalDpi xmlns:a14="http://schemas.microsoft.com/office/drawing/2010/main" val="0"/>
+                        </a:ext>
+                      </a:extLst>
+                    </a:blip>
+                    <a:stretch>
+                      <a:fillRect/>
+                    </a:stretch>
+                  </pic:blipFill>
+                  <pic:spPr>
+                    <a:xfrm>
+                      <a:off x="0" y="0"/>
+                      <a:ext cx="5760720" cy="2891790"/>
+                    </a:xfrm>
+                    <a:prstGeom prst="rect">
+                      <a:avLst/>
+                    </a:prstGeom>
+                  </pic:spPr>
+                </pic:pic>
+              </a:graphicData>
+            </a:graphic>
+          </wp:anchor>
+        </w:drawing>
+      </w:r>
+    </w:p>
+    <w:p>
+      <w:pPr>
+        <w:rPr>
+          <w:b/>
+          <w:bCs/>
+          <w:sz w:val="20"/>
+          <w:szCs w:val="20"/>
+        </w:rPr>
+      </w:pPr>
+      <w:r>
+        <w:rPr>
+          <w:b/>
+          <w:bCs/>
+          <w:sz w:val="20"/>
+          <w:szCs w:val="20"/>
+        </w:rPr>
+        <w:lastRenderedPageBreak/>
+        <w:t>2. Diagram: Felszerelés vásárlása (</w:t>
+      </w:r>
+      <w:proofErr w:type="spellStart"/>
+      <w:r>
+        <w:rPr>
+          <w:b/>
+          <w:bCs/>
+          <w:sz w:val="20"/>
+          <w:szCs w:val="20"/>
+        </w:rPr>
+        <w:t>Use-case</w:t>
+      </w:r>
+      <w:proofErr w:type="spellEnd"/>
+      <w:r>
+        <w:rPr>
+          <w:b/>
+          <w:bCs/>
+          <w:sz w:val="20"/>
+          <w:szCs w:val="20"/>
+        </w:rPr>
+        <w:t>)</w:t>
+      </w:r>
+    </w:p>
+    <w:p>
+      <w:pPr>
+        <w:rPr>
+          <w:sz w:val="20"/>
+          <w:szCs w:val="20"/>
+        </w:rPr>
+      </w:pPr>
+      <w:r>
+        <w:rPr>
+          <w:sz w:val="20"/>
+          <w:szCs w:val="20"/>
+        </w:rPr>
+        <w:t>A Takarító a Bolt (Önkormányzat) segítségével egy új Söprő fejet vásárol.</w:t>
+      </w:r>
+    </w:p>
+    <w:p>
+      <w:pPr>
+        <w:rPr>
+          <w:sz w:val="20"/>
+          <w:szCs w:val="20"/>
+        </w:rPr>
+      </w:pPr>
+      <w:r>
+        <w:rPr>
+          <w:noProof/>
+          <w:sz w:val="20"/>
+          <w:szCs w:val="20"/>
+        </w:rPr>
+        <w:drawing>
+          <wp:anchor distT="0" distB="0" distL="114300" distR="114300" simplePos="0" relativeHeight="251668480" behindDoc="1" locked="0" layoutInCell="1" allowOverlap="1" wp14:anchorId="7562CB47" wp14:editId="38857E90">
+            <wp:simplePos x="0" y="0"/>
+            <wp:positionH relativeFrom="margin">
+              <wp:align>right</wp:align>
+            </wp:positionH>
+            <wp:positionV relativeFrom="paragraph">
+              <wp:posOffset>258424</wp:posOffset>
+            </wp:positionV>
+            <wp:extent cx="5760720" cy="2989580"/>
+            <wp:effectExtent l="0" t="0" r="0" b="1270"/>
+            <wp:wrapTight wrapText="bothSides">
+              <wp:wrapPolygon edited="0">
+                <wp:start x="0" y="0"/>
+                <wp:lineTo x="0" y="21472"/>
+                <wp:lineTo x="21500" y="21472"/>
+                <wp:lineTo x="21500" y="0"/>
+                <wp:lineTo x="0" y="0"/>
+              </wp:wrapPolygon>
+            </wp:wrapTight>
+            <wp:docPr id="2119059014" name="Kép 5" descr="A képen szöveg, képernyőkép, diagram, Betűtípus látható&#10;&#10;Előfordulhat, hogy az AI által létrehozott tartalom helytelen."/>
+            <wp:cNvGraphicFramePr>
+              <a:graphicFrameLocks xmlns:a="http://schemas.openxmlformats.org/drawingml/2006/main" noChangeAspect="1"/>
+            </wp:cNvGraphicFramePr>
+            <a:graphic xmlns:a="http://schemas.openxmlformats.org/drawingml/2006/main">
+              <a:graphicData uri="http://schemas.openxmlformats.org/drawingml/2006/picture">
+                <pic:pic xmlns:pic="http://schemas.openxmlformats.org/drawingml/2006/picture">
+                  <pic:nvPicPr>
+                    <pic:cNvPr id="2119059014" name="Kép 5" descr="A képen szöveg, képernyőkép, diagram, Betűtípus látható&#10;&#10;Előfordulhat, hogy az AI által létrehozott tartalom helytelen."/>
+                    <pic:cNvPicPr>
+                      <a:picLocks noChangeAspect="1" noChangeArrowheads="1"/>
+                    </pic:cNvPicPr>
+                  </pic:nvPicPr>
+                  <pic:blipFill>
+                    <a:blip r:embed="rId12" cstate="print">
+                      <a:extLst>
+                        <a:ext uri="{28A0092B-C50C-407E-A947-70E740481C1C}">
+                          <a14:useLocalDpi xmlns:a14="http://schemas.microsoft.com/office/drawing/2010/main" val="0"/>
+                        </a:ext>
+                      </a:extLst>
+                    </a:blip>
+                    <a:srcRect/>
+                    <a:stretch>
+                      <a:fillRect/>
+                    </a:stretch>
+                  </pic:blipFill>
+                  <pic:spPr bwMode="auto">
+                    <a:xfrm>
+                      <a:off x="0" y="0"/>
+                      <a:ext cx="5760720" cy="2989580"/>
+                    </a:xfrm>
+                    <a:prstGeom prst="rect">
+                      <a:avLst/>
+                    </a:prstGeom>
+                    <a:noFill/>
+                    <a:ln>
+                      <a:noFill/>
+                    </a:ln>
+                  </pic:spPr>
+                </pic:pic>
+              </a:graphicData>
+            </a:graphic>
+          </wp:anchor>
+        </w:drawing>
+      </w:r>
+    </w:p>
+    <w:p>
+      <w:pPr>
+        <w:rPr>
+          <w:b/>
+          <w:bCs/>
+          <w:sz w:val="20"/>
+          <w:szCs w:val="20"/>
+        </w:rPr>
+      </w:pPr>
+      <w:r>
+        <w:rPr>
+          <w:b/>
+          <w:bCs/>
+          <w:sz w:val="20"/>
+          <w:szCs w:val="20"/>
+        </w:rPr>
+        <w:br w:type="page"/>
+      </w:r>
+    </w:p>
+    <w:p>
+      <w:pPr>
+        <w:rPr>
+          <w:b/>
+          <w:bCs/>
+          <w:sz w:val="20"/>
+          <w:szCs w:val="20"/>
+        </w:rPr>
+      </w:pPr>
+      <w:r>
+        <w:rPr>
+          <w:b/>
+          <w:bCs/>
+          <w:sz w:val="20"/>
+          <w:szCs w:val="20"/>
+        </w:rPr>
+        <w:lastRenderedPageBreak/>
+        <w:t xml:space="preserve">3.5 </w:t>
+      </w:r>
+      <w:proofErr w:type="spellStart"/>
+      <w:r>
+        <w:rPr>
+          <w:b/>
+          <w:bCs/>
+          <w:sz w:val="20"/>
+          <w:szCs w:val="20"/>
+        </w:rPr>
+        <w:t>State-chartok</w:t>
+      </w:r>
+      <w:proofErr w:type="spellEnd"/>
+    </w:p>
+    <w:p>
+      <w:pPr>
+        <w:rPr>
+          <w:b/>
+          <w:bCs/>
+          <w:sz w:val="20"/>
+          <w:szCs w:val="20"/>
+        </w:rPr>
+      </w:pPr>
+      <w:r>
+        <w:rPr>
+          <w:b/>
+          <w:bCs/>
+          <w:sz w:val="20"/>
+          <w:szCs w:val="20"/>
+        </w:rPr>
+        <w:t xml:space="preserve">Megjegyzés: </w:t>
+      </w:r>
+      <w:r>
+        <w:rPr>
+          <w:b/>
+          <w:bCs/>
+          <w:sz w:val="20"/>
+          <w:szCs w:val="20"/>
+        </w:rPr>
+        <w:t xml:space="preserve">A </w:t>
+      </w:r>
+      <w:proofErr w:type="spellStart"/>
+      <w:r>
+        <w:rPr>
+          <w:b/>
+          <w:bCs/>
+          <w:sz w:val="20"/>
+          <w:szCs w:val="20"/>
+        </w:rPr>
+        <w:t>StarUML</w:t>
+      </w:r>
+      <w:proofErr w:type="spellEnd"/>
+      <w:r>
+        <w:rPr>
+          <w:b/>
+          <w:bCs/>
+          <w:sz w:val="20"/>
+          <w:szCs w:val="20"/>
+        </w:rPr>
+        <w:t xml:space="preserve"> (és a hivatalos UML szabvány) egy nagyon szigorú képletet használ az állapotgépek nyilain (átmenetein). A teljes képlet így néz ki: Esemény [Feltétel] / Cselekvés</w:t>
+      </w:r>
+    </w:p>
+    <w:p>
+      <w:pPr>
+        <w:rPr>
+          <w:b/>
+          <w:bCs/>
+          <w:sz w:val="20"/>
+          <w:szCs w:val="20"/>
+        </w:rPr>
+      </w:pPr>
+      <w:r>
+        <w:rPr>
+          <w:b/>
+          <w:bCs/>
+          <w:sz w:val="20"/>
+          <w:szCs w:val="20"/>
+        </w:rPr>
+        <w:t xml:space="preserve">A </w:t>
+      </w:r>
+      <w:proofErr w:type="gramStart"/>
+      <w:r>
+        <w:rPr>
+          <w:b/>
+          <w:bCs/>
+          <w:sz w:val="20"/>
+          <w:szCs w:val="20"/>
+        </w:rPr>
+        <w:t>kettőspont :</w:t>
+      </w:r>
+      <w:proofErr w:type="gramEnd"/>
+      <w:r>
+        <w:rPr>
+          <w:b/>
+          <w:bCs/>
+          <w:sz w:val="20"/>
+          <w:szCs w:val="20"/>
+        </w:rPr>
+        <w:t xml:space="preserve"> vagy perjel / </w:t>
+      </w:r>
+      <w:proofErr w:type="gramStart"/>
+      <w:r>
+        <w:rPr>
+          <w:b/>
+          <w:bCs/>
+          <w:sz w:val="20"/>
+          <w:szCs w:val="20"/>
+        </w:rPr>
+        <w:t>jel</w:t>
+      </w:r>
+      <w:r>
+        <w:rPr>
+          <w:b/>
+          <w:bCs/>
+          <w:sz w:val="20"/>
+          <w:szCs w:val="20"/>
+        </w:rPr>
+        <w:t xml:space="preserve">:  </w:t>
+      </w:r>
+      <w:r>
+        <w:rPr>
+          <w:b/>
+          <w:bCs/>
+          <w:sz w:val="20"/>
+          <w:szCs w:val="20"/>
+        </w:rPr>
+        <w:t>Cselekvést</w:t>
+      </w:r>
+      <w:proofErr w:type="gramEnd"/>
+      <w:r>
+        <w:rPr>
+          <w:b/>
+          <w:bCs/>
+          <w:sz w:val="20"/>
+          <w:szCs w:val="20"/>
+        </w:rPr>
+        <w:t xml:space="preserve"> (Action) jelentené</w:t>
+      </w:r>
+    </w:p>
+    <w:p>
+      <w:pPr>
+        <w:rPr>
+          <w:b/>
+          <w:bCs/>
+          <w:sz w:val="20"/>
+          <w:szCs w:val="20"/>
+        </w:rPr>
+      </w:pPr>
+      <w:r>
+        <w:rPr>
+          <w:b/>
+          <w:bCs/>
+          <w:sz w:val="20"/>
+          <w:szCs w:val="20"/>
+        </w:rPr>
+        <w:t xml:space="preserve">A szögletes zárójel </w:t>
+      </w:r>
+      <w:proofErr w:type="gramStart"/>
+      <w:r>
+        <w:rPr>
+          <w:b/>
+          <w:bCs/>
+          <w:sz w:val="20"/>
+          <w:szCs w:val="20"/>
+        </w:rPr>
+        <w:t>[ ]</w:t>
+      </w:r>
+      <w:proofErr w:type="gramEnd"/>
+      <w:r>
+        <w:rPr>
+          <w:b/>
+          <w:bCs/>
+          <w:sz w:val="20"/>
+          <w:szCs w:val="20"/>
+        </w:rPr>
+        <w:t xml:space="preserve">: </w:t>
+      </w:r>
+      <w:r>
+        <w:rPr>
+          <w:b/>
+          <w:bCs/>
+          <w:sz w:val="20"/>
+          <w:szCs w:val="20"/>
+        </w:rPr>
+        <w:t>Ezt hívják Feltételnek (</w:t>
+      </w:r>
+      <w:proofErr w:type="spellStart"/>
+      <w:r>
+        <w:rPr>
+          <w:b/>
+          <w:bCs/>
+          <w:sz w:val="20"/>
+          <w:szCs w:val="20"/>
+        </w:rPr>
+        <w:t>Guard</w:t>
+      </w:r>
+      <w:proofErr w:type="spellEnd"/>
+      <w:r>
+        <w:rPr>
+          <w:b/>
+          <w:bCs/>
+          <w:sz w:val="20"/>
+          <w:szCs w:val="20"/>
+        </w:rPr>
+        <w:t>)</w:t>
+      </w:r>
+    </w:p>
+    <w:p>
+      <w:pPr>
+        <w:rPr>
+          <w:b/>
+          <w:bCs/>
+          <w:sz w:val="20"/>
+          <w:szCs w:val="20"/>
+        </w:rPr>
+      </w:pPr>
+      <w:r>
+        <w:rPr>
+          <w:b/>
+          <w:bCs/>
+          <w:sz w:val="20"/>
+          <w:szCs w:val="20"/>
+        </w:rPr>
+        <w:drawing>
+          <wp:anchor distT="0" distB="0" distL="114300" distR="114300" simplePos="0" relativeHeight="251669504" behindDoc="1" locked="0" layoutInCell="1" allowOverlap="1" wp14:anchorId="2031E29C" wp14:editId="6FE9F9FC">
+            <wp:simplePos x="0" y="0"/>
+            <wp:positionH relativeFrom="margin">
+              <wp:align>center</wp:align>
+            </wp:positionH>
+            <wp:positionV relativeFrom="paragraph">
+              <wp:posOffset>38720</wp:posOffset>
+            </wp:positionV>
+            <wp:extent cx="4637922" cy="3476906"/>
+            <wp:effectExtent l="0" t="0" r="0" b="0"/>
+            <wp:wrapTight wrapText="bothSides">
+              <wp:wrapPolygon edited="0">
+                <wp:start x="0" y="0"/>
+                <wp:lineTo x="0" y="21422"/>
+                <wp:lineTo x="21473" y="21422"/>
+                <wp:lineTo x="21473" y="0"/>
+                <wp:lineTo x="0" y="0"/>
+              </wp:wrapPolygon>
+            </wp:wrapTight>
+            <wp:docPr id="1129856279" name="Kép 1" descr="A képen diagram, szöveg, sor látható&#10;&#10;Előfordulhat, hogy az AI által létrehozott tartalom helytelen."/>
+            <wp:cNvGraphicFramePr>
+              <a:graphicFrameLocks xmlns:a="http://schemas.openxmlformats.org/drawingml/2006/main" noChangeAspect="1"/>
+            </wp:cNvGraphicFramePr>
+            <a:graphic xmlns:a="http://schemas.openxmlformats.org/drawingml/2006/main">
+              <a:graphicData uri="http://schemas.openxmlformats.org/drawingml/2006/picture">
+                <pic:pic xmlns:pic="http://schemas.openxmlformats.org/drawingml/2006/picture">
+                  <pic:nvPicPr>
+                    <pic:cNvPr id="1129856279" name="Kép 1" descr="A képen diagram, szöveg, sor látható&#10;&#10;Előfordulhat, hogy az AI által létrehozott tartalom helytelen."/>
+                    <pic:cNvPicPr/>
+                  </pic:nvPicPr>
+                  <pic:blipFill>
+                    <a:blip r:embed="rId13">
+                      <a:extLst>
+                        <a:ext uri="{28A0092B-C50C-407E-A947-70E740481C1C}">
+                          <a14:useLocalDpi xmlns:a14="http://schemas.microsoft.com/office/drawing/2010/main" val="0"/>
+                        </a:ext>
+                      </a:extLst>
+                    </a:blip>
+                    <a:stretch>
+                      <a:fillRect/>
+                    </a:stretch>
+                  </pic:blipFill>
+                  <pic:spPr>
+                    <a:xfrm>
+                      <a:off x="0" y="0"/>
+                      <a:ext cx="4637922" cy="3476906"/>
+                    </a:xfrm>
+                    <a:prstGeom prst="rect">
+                      <a:avLst/>
+                    </a:prstGeom>
+                  </pic:spPr>
+                </pic:pic>
+              </a:graphicData>
+            </a:graphic>
+          </wp:anchor>
+        </w:drawing>
+      </w:r>
+    </w:p>
+    <w:p>
+      <w:pPr>
+        <w:rPr>
+          <w:b/>
+          <w:bCs/>
+          <w:sz w:val="20"/>
+          <w:szCs w:val="20"/>
+        </w:rPr>
+      </w:pPr>
+      <w:r>
+        <w:rPr>
+          <w:b/>
+          <w:bCs/>
+          <w:sz w:val="20"/>
+          <w:szCs w:val="20"/>
+        </w:rPr>
+        <w:drawing>
+          <wp:anchor distT="0" distB="0" distL="114300" distR="114300" simplePos="0" relativeHeight="251670528" behindDoc="1" locked="0" layoutInCell="1" allowOverlap="1" wp14:anchorId="67A4FA99" wp14:editId="53D3A992">
+            <wp:simplePos x="0" y="0"/>
+            <wp:positionH relativeFrom="column">
+              <wp:posOffset>567336</wp:posOffset>
+            </wp:positionH>
+            <wp:positionV relativeFrom="paragraph">
+              <wp:posOffset>3573889</wp:posOffset>
+            </wp:positionV>
+            <wp:extent cx="4659188" cy="3569374"/>
+            <wp:effectExtent l="0" t="0" r="8255" b="0"/>
+            <wp:wrapTight wrapText="bothSides">
+              <wp:wrapPolygon edited="0">
+                <wp:start x="0" y="0"/>
+                <wp:lineTo x="0" y="21442"/>
+                <wp:lineTo x="21550" y="21442"/>
+                <wp:lineTo x="21550" y="0"/>
+                <wp:lineTo x="0" y="0"/>
+              </wp:wrapPolygon>
+            </wp:wrapTight>
+            <wp:docPr id="1120955785" name="Kép 1" descr="A képen szöveg, diagram, képernyőkép, sor látható&#10;&#10;Előfordulhat, hogy az AI által létrehozott tartalom helytelen."/>
+            <wp:cNvGraphicFramePr>
+              <a:graphicFrameLocks xmlns:a="http://schemas.openxmlformats.org/drawingml/2006/main" noChangeAspect="1"/>
+            </wp:cNvGraphicFramePr>
+            <a:graphic xmlns:a="http://schemas.openxmlformats.org/drawingml/2006/main">
+              <a:graphicData uri="http://schemas.openxmlformats.org/drawingml/2006/picture">
+                <pic:pic xmlns:pic="http://schemas.openxmlformats.org/drawingml/2006/picture">
+                  <pic:nvPicPr>
+                    <pic:cNvPr id="1120955785" name="Kép 1" descr="A képen szöveg, diagram, képernyőkép, sor látható&#10;&#10;Előfordulhat, hogy az AI által létrehozott tartalom helytelen."/>
+                    <pic:cNvPicPr/>
+                  </pic:nvPicPr>
+                  <pic:blipFill>
+                    <a:blip r:embed="rId14">
+                      <a:extLst>
+                        <a:ext uri="{28A0092B-C50C-407E-A947-70E740481C1C}">
+                          <a14:useLocalDpi xmlns:a14="http://schemas.microsoft.com/office/drawing/2010/main" val="0"/>
+                        </a:ext>
+                      </a:extLst>
+                    </a:blip>
+                    <a:stretch>
+                      <a:fillRect/>
+                    </a:stretch>
+                  </pic:blipFill>
+                  <pic:spPr>
+                    <a:xfrm>
+                      <a:off x="0" y="0"/>
+                      <a:ext cx="4659188" cy="3569374"/>
+                    </a:xfrm>
+                    <a:prstGeom prst="rect">
+                      <a:avLst/>
+                    </a:prstGeom>
+                  </pic:spPr>
+                </pic:pic>
+              </a:graphicData>
+            </a:graphic>
+          </wp:anchor>
+        </w:drawing>
+      </w:r>
     </w:p>
     <w:sectPr>
       <w:pgSz w:w="11906" w:h="16838"/>
